--- a/Practica_1_HUALLPA_ONA_FERNANDO_SAMUEL (1).docx
+++ b/Practica_1_HUALLPA_ONA_FERNANDO_SAMUEL (1).docx
@@ -181,6 +181,5244 @@
         </w:sectPr>
       </w:pPr>
     </w:p>
+    <w:p>
+      <w:pPr>
+        <w:spacing w:before="80" w:after="120"/>
+      </w:pPr>
+      <w:r>
+        <w:rPr>
+          <w:b/>
+          <w:sz w:val="26"/>
+        </w:rPr>
+        <w:lastRenderedPageBreak/>
+        <w:t>Malla curricular referencial</w:t>
+      </w:r>
+    </w:p>
+    <w:tbl>
+      <w:tblPr>
+        <w:tblStyle w:val="Tablaconcuadrcula"/>
+        <w:tblW w:w="0" w:type="auto"/>
+        <w:jc w:val="center"/>
+        <w:tblLook w:val="04A0" w:firstRow="1" w:lastRow="0" w:firstColumn="1" w:lastColumn="0" w:noHBand="0" w:noVBand="1"/>
+      </w:tblPr>
+      <w:tblGrid>
+        <w:gridCol w:w="773"/>
+        <w:gridCol w:w="1030"/>
+        <w:gridCol w:w="3007"/>
+        <w:gridCol w:w="1719"/>
+        <w:gridCol w:w="1016"/>
+        <w:gridCol w:w="3551"/>
+      </w:tblGrid>
+      <w:tr>
+        <w:trPr>
+          <w:jc w:val="center"/>
+        </w:trPr>
+        <w:tc>
+          <w:tcPr>
+            <w:tcW w:w="850" w:type="dxa"/>
+            <w:vAlign w:val="center"/>
+          </w:tcPr>
+          <w:p>
+            <w:pPr>
+              <w:jc w:val="center"/>
+            </w:pPr>
+            <w:r>
+              <w:rPr>
+                <w:b/>
+                <w:sz w:val="16"/>
+              </w:rPr>
+              <w:t>NIVEL</w:t>
+            </w:r>
+          </w:p>
+        </w:tc>
+        <w:tc>
+          <w:tcPr>
+            <w:tcW w:w="1247" w:type="dxa"/>
+            <w:vAlign w:val="center"/>
+          </w:tcPr>
+          <w:p>
+            <w:pPr>
+              <w:jc w:val="center"/>
+            </w:pPr>
+            <w:r>
+              <w:rPr>
+                <w:b/>
+                <w:sz w:val="16"/>
+              </w:rPr>
+              <w:t>SIGLA</w:t>
+            </w:r>
+          </w:p>
+        </w:tc>
+        <w:tc>
+          <w:tcPr>
+            <w:tcW w:w="4252" w:type="dxa"/>
+            <w:vAlign w:val="center"/>
+          </w:tcPr>
+          <w:p>
+            <w:pPr>
+              <w:jc w:val="center"/>
+            </w:pPr>
+            <w:r>
+              <w:rPr>
+                <w:b/>
+                <w:sz w:val="16"/>
+              </w:rPr>
+              <w:t>MATERIA</w:t>
+            </w:r>
+          </w:p>
+        </w:tc>
+        <w:tc>
+          <w:tcPr>
+            <w:tcW w:w="1701" w:type="dxa"/>
+            <w:vAlign w:val="center"/>
+          </w:tcPr>
+          <w:p>
+            <w:pPr>
+              <w:jc w:val="center"/>
+            </w:pPr>
+            <w:r>
+              <w:rPr>
+                <w:b/>
+                <w:sz w:val="16"/>
+              </w:rPr>
+              <w:t>GESTIÓN/PERIODO</w:t>
+            </w:r>
+          </w:p>
+        </w:tc>
+        <w:tc>
+          <w:tcPr>
+            <w:tcW w:w="1304" w:type="dxa"/>
+            <w:vAlign w:val="center"/>
+          </w:tcPr>
+          <w:p>
+            <w:pPr>
+              <w:jc w:val="center"/>
+            </w:pPr>
+            <w:r>
+              <w:rPr>
+                <w:b/>
+                <w:sz w:val="16"/>
+              </w:rPr>
+              <w:t>NOTA FINAL</w:t>
+            </w:r>
+          </w:p>
+        </w:tc>
+        <w:tc>
+          <w:tcPr>
+            <w:tcW w:w="850" w:type="dxa"/>
+            <w:vAlign w:val="center"/>
+          </w:tcPr>
+          <w:p>
+            <w:pPr>
+              <w:jc w:val="center"/>
+            </w:pPr>
+            <w:r>
+              <w:rPr>
+                <w:b/>
+                <w:sz w:val="16"/>
+              </w:rPr>
+              <w:t>ESTADO</w:t>
+            </w:r>
+          </w:p>
+        </w:tc>
+      </w:tr>
+      <w:tr>
+        <w:trPr>
+          <w:jc w:val="center"/>
+        </w:trPr>
+        <w:tc>
+          <w:tcPr>
+            <w:tcW w:w="15252" w:type="dxa"/>
+            <w:gridSpan w:val="6"/>
+            <w:vAlign w:val="center"/>
+          </w:tcPr>
+          <w:p>
+            <w:r>
+              <w:rPr>
+                <w:b/>
+                <w:sz w:val="16"/>
+              </w:rPr>
+              <w:t>Nivel 1</w:t>
+            </w:r>
+          </w:p>
+        </w:tc>
+      </w:tr>
+      <w:tr>
+        <w:trPr>
+          <w:jc w:val="center"/>
+        </w:trPr>
+        <w:tc>
+          <w:tcPr>
+            <w:tcW w:w="850" w:type="dxa"/>
+            <w:vAlign w:val="center"/>
+          </w:tcPr>
+          <w:p>
+            <w:pPr>
+              <w:jc w:val="center"/>
+            </w:pPr>
+            <w:r>
+              <w:rPr>
+                <w:sz w:val="15"/>
+              </w:rPr>
+              <w:t>1</w:t>
+            </w:r>
+          </w:p>
+        </w:tc>
+        <w:tc>
+          <w:tcPr>
+            <w:tcW w:w="1247" w:type="dxa"/>
+            <w:vAlign w:val="center"/>
+          </w:tcPr>
+          <w:p>
+            <w:pPr>
+              <w:jc w:val="center"/>
+            </w:pPr>
+            <w:r>
+              <w:rPr>
+                <w:sz w:val="15"/>
+              </w:rPr>
+              <w:t>LIN140</w:t>
+            </w:r>
+          </w:p>
+        </w:tc>
+        <w:tc>
+          <w:tcPr>
+            <w:tcW w:w="4252" w:type="dxa"/>
+            <w:vAlign w:val="center"/>
+          </w:tcPr>
+          <w:p>
+            <w:r>
+              <w:rPr>
+                <w:sz w:val="15"/>
+              </w:rPr>
+              <w:t>INGLÉS TÉCNICO</w:t>
+            </w:r>
+          </w:p>
+        </w:tc>
+        <w:tc>
+          <w:tcPr>
+            <w:tcW w:w="1701" w:type="dxa"/>
+            <w:vAlign w:val="center"/>
+          </w:tcPr>
+          <w:p>
+            <w:pPr>
+              <w:jc w:val="center"/>
+            </w:pPr>
+            <w:r>
+              <w:rPr>
+                <w:sz w:val="15"/>
+              </w:rPr>
+              <w:t>0000/0</w:t>
+            </w:r>
+          </w:p>
+        </w:tc>
+        <w:tc>
+          <w:tcPr>
+            <w:tcW w:w="1304" w:type="dxa"/>
+            <w:vAlign w:val="center"/>
+          </w:tcPr>
+          <w:p>
+            <w:pPr>
+              <w:jc w:val="center"/>
+            </w:pPr>
+            <w:r>
+              <w:rPr>
+                <w:sz w:val="15"/>
+              </w:rPr>
+              <w:t>0</w:t>
+            </w:r>
+          </w:p>
+        </w:tc>
+        <w:tc>
+          <w:tcPr>
+            <w:tcW w:w="850" w:type="dxa"/>
+            <w:vAlign w:val="center"/>
+          </w:tcPr>
+          <w:p>
+            <w:pPr>
+              <w:jc w:val="center"/>
+            </w:pPr>
+            <w:r>
+              <w:rPr>
+                <w:sz w:val="15"/>
+              </w:rPr>
+              <w:t>-</w:t>
+            </w:r>
+          </w:p>
+        </w:tc>
+      </w:tr>
+      <w:tr>
+        <w:trPr>
+          <w:jc w:val="center"/>
+        </w:trPr>
+        <w:tc>
+          <w:tcPr>
+            <w:tcW w:w="850" w:type="dxa"/>
+            <w:vAlign w:val="center"/>
+          </w:tcPr>
+          <w:p>
+            <w:pPr>
+              <w:jc w:val="center"/>
+            </w:pPr>
+            <w:r>
+              <w:rPr>
+                <w:sz w:val="15"/>
+              </w:rPr>
+              <w:t>1</w:t>
+            </w:r>
+          </w:p>
+        </w:tc>
+        <w:tc>
+          <w:tcPr>
+            <w:tcW w:w="1247" w:type="dxa"/>
+            <w:vAlign w:val="center"/>
+          </w:tcPr>
+          <w:p>
+            <w:pPr>
+              <w:jc w:val="center"/>
+            </w:pPr>
+            <w:r>
+              <w:rPr>
+                <w:sz w:val="15"/>
+              </w:rPr>
+              <w:t>MAT100</w:t>
+            </w:r>
+          </w:p>
+        </w:tc>
+        <w:tc>
+          <w:tcPr>
+            <w:tcW w:w="4252" w:type="dxa"/>
+            <w:vAlign w:val="center"/>
+          </w:tcPr>
+          <w:p>
+            <w:r>
+              <w:rPr>
+                <w:sz w:val="15"/>
+              </w:rPr>
+              <w:t>ÁLGEBRA</w:t>
+            </w:r>
+          </w:p>
+        </w:tc>
+        <w:tc>
+          <w:tcPr>
+            <w:tcW w:w="1701" w:type="dxa"/>
+            <w:vAlign w:val="center"/>
+          </w:tcPr>
+          <w:p>
+            <w:pPr>
+              <w:jc w:val="center"/>
+            </w:pPr>
+            <w:r>
+              <w:rPr>
+                <w:sz w:val="15"/>
+              </w:rPr>
+              <w:t>0000/0</w:t>
+            </w:r>
+          </w:p>
+        </w:tc>
+        <w:tc>
+          <w:tcPr>
+            <w:tcW w:w="1304" w:type="dxa"/>
+            <w:vAlign w:val="center"/>
+          </w:tcPr>
+          <w:p>
+            <w:pPr>
+              <w:jc w:val="center"/>
+            </w:pPr>
+            <w:r>
+              <w:rPr>
+                <w:sz w:val="15"/>
+              </w:rPr>
+              <w:t>0</w:t>
+            </w:r>
+          </w:p>
+        </w:tc>
+        <w:tc>
+          <w:tcPr>
+            <w:tcW w:w="850" w:type="dxa"/>
+            <w:vAlign w:val="center"/>
+          </w:tcPr>
+          <w:p>
+            <w:pPr>
+              <w:jc w:val="center"/>
+            </w:pPr>
+            <w:r>
+              <w:rPr>
+                <w:sz w:val="15"/>
+              </w:rPr>
+              <w:t>-</w:t>
+            </w:r>
+          </w:p>
+        </w:tc>
+      </w:tr>
+      <w:tr>
+        <w:trPr>
+          <w:jc w:val="center"/>
+        </w:trPr>
+        <w:tc>
+          <w:tcPr>
+            <w:tcW w:w="850" w:type="dxa"/>
+            <w:vAlign w:val="center"/>
+          </w:tcPr>
+          <w:p>
+            <w:pPr>
+              <w:jc w:val="center"/>
+            </w:pPr>
+            <w:r>
+              <w:rPr>
+                <w:sz w:val="15"/>
+              </w:rPr>
+              <w:t>1</w:t>
+            </w:r>
+          </w:p>
+        </w:tc>
+        <w:tc>
+          <w:tcPr>
+            <w:tcW w:w="1247" w:type="dxa"/>
+            <w:vAlign w:val="center"/>
+          </w:tcPr>
+          <w:p>
+            <w:pPr>
+              <w:jc w:val="center"/>
+            </w:pPr>
+            <w:r>
+              <w:rPr>
+                <w:sz w:val="15"/>
+              </w:rPr>
+              <w:t>MAT101</w:t>
+            </w:r>
+          </w:p>
+        </w:tc>
+        <w:tc>
+          <w:tcPr>
+            <w:tcW w:w="4252" w:type="dxa"/>
+            <w:vAlign w:val="center"/>
+          </w:tcPr>
+          <w:p>
+            <w:r>
+              <w:rPr>
+                <w:sz w:val="15"/>
+              </w:rPr>
+              <w:t>CÁLCULO I</w:t>
+            </w:r>
+          </w:p>
+        </w:tc>
+        <w:tc>
+          <w:tcPr>
+            <w:tcW w:w="1701" w:type="dxa"/>
+            <w:vAlign w:val="center"/>
+          </w:tcPr>
+          <w:p>
+            <w:pPr>
+              <w:jc w:val="center"/>
+            </w:pPr>
+            <w:r>
+              <w:rPr>
+                <w:sz w:val="15"/>
+              </w:rPr>
+              <w:t>0000/0</w:t>
+            </w:r>
+          </w:p>
+        </w:tc>
+        <w:tc>
+          <w:tcPr>
+            <w:tcW w:w="1304" w:type="dxa"/>
+            <w:vAlign w:val="center"/>
+          </w:tcPr>
+          <w:p>
+            <w:pPr>
+              <w:jc w:val="center"/>
+            </w:pPr>
+            <w:r>
+              <w:rPr>
+                <w:sz w:val="15"/>
+              </w:rPr>
+              <w:t>0</w:t>
+            </w:r>
+          </w:p>
+        </w:tc>
+        <w:tc>
+          <w:tcPr>
+            <w:tcW w:w="850" w:type="dxa"/>
+            <w:vAlign w:val="center"/>
+          </w:tcPr>
+          <w:p>
+            <w:pPr>
+              <w:jc w:val="center"/>
+            </w:pPr>
+            <w:r>
+              <w:rPr>
+                <w:sz w:val="15"/>
+              </w:rPr>
+              <w:t>-</w:t>
+            </w:r>
+          </w:p>
+        </w:tc>
+      </w:tr>
+      <w:tr>
+        <w:trPr>
+          <w:jc w:val="center"/>
+        </w:trPr>
+        <w:tc>
+          <w:tcPr>
+            <w:tcW w:w="850" w:type="dxa"/>
+            <w:vAlign w:val="center"/>
+          </w:tcPr>
+          <w:p>
+            <w:pPr>
+              <w:jc w:val="center"/>
+            </w:pPr>
+            <w:r>
+              <w:rPr>
+                <w:sz w:val="15"/>
+              </w:rPr>
+              <w:t>1</w:t>
+            </w:r>
+          </w:p>
+        </w:tc>
+        <w:tc>
+          <w:tcPr>
+            <w:tcW w:w="1247" w:type="dxa"/>
+            <w:vAlign w:val="center"/>
+          </w:tcPr>
+          <w:p>
+            <w:pPr>
+              <w:jc w:val="center"/>
+            </w:pPr>
+            <w:r>
+              <w:rPr>
+                <w:sz w:val="15"/>
+              </w:rPr>
+              <w:t>MAT102</w:t>
+            </w:r>
+          </w:p>
+        </w:tc>
+        <w:tc>
+          <w:tcPr>
+            <w:tcW w:w="4252" w:type="dxa"/>
+            <w:vAlign w:val="center"/>
+          </w:tcPr>
+          <w:p>
+            <w:r>
+              <w:rPr>
+                <w:sz w:val="15"/>
+              </w:rPr>
+              <w:t>ESTADÍSTICA I</w:t>
+            </w:r>
+          </w:p>
+        </w:tc>
+        <w:tc>
+          <w:tcPr>
+            <w:tcW w:w="1701" w:type="dxa"/>
+            <w:vAlign w:val="center"/>
+          </w:tcPr>
+          <w:p>
+            <w:pPr>
+              <w:jc w:val="center"/>
+            </w:pPr>
+            <w:r>
+              <w:rPr>
+                <w:sz w:val="15"/>
+              </w:rPr>
+              <w:t>0000/0</w:t>
+            </w:r>
+          </w:p>
+        </w:tc>
+        <w:tc>
+          <w:tcPr>
+            <w:tcW w:w="1304" w:type="dxa"/>
+            <w:vAlign w:val="center"/>
+          </w:tcPr>
+          <w:p>
+            <w:pPr>
+              <w:jc w:val="center"/>
+            </w:pPr>
+            <w:r>
+              <w:rPr>
+                <w:sz w:val="15"/>
+              </w:rPr>
+              <w:t>0</w:t>
+            </w:r>
+          </w:p>
+        </w:tc>
+        <w:tc>
+          <w:tcPr>
+            <w:tcW w:w="850" w:type="dxa"/>
+            <w:vAlign w:val="center"/>
+          </w:tcPr>
+          <w:p>
+            <w:pPr>
+              <w:jc w:val="center"/>
+            </w:pPr>
+            <w:r>
+              <w:rPr>
+                <w:sz w:val="15"/>
+              </w:rPr>
+              <w:t>-</w:t>
+            </w:r>
+          </w:p>
+        </w:tc>
+      </w:tr>
+      <w:tr>
+        <w:trPr>
+          <w:jc w:val="center"/>
+        </w:trPr>
+        <w:tc>
+          <w:tcPr>
+            <w:tcW w:w="850" w:type="dxa"/>
+            <w:vAlign w:val="center"/>
+          </w:tcPr>
+          <w:p>
+            <w:pPr>
+              <w:jc w:val="center"/>
+            </w:pPr>
+            <w:r>
+              <w:rPr>
+                <w:sz w:val="15"/>
+              </w:rPr>
+              <w:t>1</w:t>
+            </w:r>
+          </w:p>
+        </w:tc>
+        <w:tc>
+          <w:tcPr>
+            <w:tcW w:w="1247" w:type="dxa"/>
+            <w:vAlign w:val="center"/>
+          </w:tcPr>
+          <w:p>
+            <w:pPr>
+              <w:jc w:val="center"/>
+            </w:pPr>
+            <w:r>
+              <w:rPr>
+                <w:sz w:val="15"/>
+              </w:rPr>
+              <w:t>SIS110</w:t>
+            </w:r>
+          </w:p>
+        </w:tc>
+        <w:tc>
+          <w:tcPr>
+            <w:tcW w:w="4252" w:type="dxa"/>
+            <w:vAlign w:val="center"/>
+          </w:tcPr>
+          <w:p>
+            <w:r>
+              <w:rPr>
+                <w:sz w:val="15"/>
+              </w:rPr>
+              <w:t>TÉCNICAS DE PROGRAMACIÓN I</w:t>
+            </w:r>
+          </w:p>
+        </w:tc>
+        <w:tc>
+          <w:tcPr>
+            <w:tcW w:w="1701" w:type="dxa"/>
+            <w:vAlign w:val="center"/>
+          </w:tcPr>
+          <w:p>
+            <w:pPr>
+              <w:jc w:val="center"/>
+            </w:pPr>
+            <w:r>
+              <w:rPr>
+                <w:sz w:val="15"/>
+              </w:rPr>
+              <w:t>0000/0</w:t>
+            </w:r>
+          </w:p>
+        </w:tc>
+        <w:tc>
+          <w:tcPr>
+            <w:tcW w:w="1304" w:type="dxa"/>
+            <w:vAlign w:val="center"/>
+          </w:tcPr>
+          <w:p>
+            <w:pPr>
+              <w:jc w:val="center"/>
+            </w:pPr>
+            <w:r>
+              <w:rPr>
+                <w:sz w:val="15"/>
+              </w:rPr>
+              <w:t>0</w:t>
+            </w:r>
+          </w:p>
+        </w:tc>
+        <w:tc>
+          <w:tcPr>
+            <w:tcW w:w="850" w:type="dxa"/>
+            <w:vAlign w:val="center"/>
+          </w:tcPr>
+          <w:p>
+            <w:pPr>
+              <w:jc w:val="center"/>
+            </w:pPr>
+            <w:r>
+              <w:rPr>
+                <w:sz w:val="15"/>
+              </w:rPr>
+              <w:t>-</w:t>
+            </w:r>
+          </w:p>
+        </w:tc>
+      </w:tr>
+      <w:tr>
+        <w:trPr>
+          <w:jc w:val="center"/>
+        </w:trPr>
+        <w:tc>
+          <w:tcPr>
+            <w:tcW w:w="850" w:type="dxa"/>
+            <w:vAlign w:val="center"/>
+          </w:tcPr>
+          <w:p>
+            <w:pPr>
+              <w:jc w:val="center"/>
+            </w:pPr>
+            <w:r>
+              <w:rPr>
+                <w:sz w:val="15"/>
+              </w:rPr>
+              <w:t>1</w:t>
+            </w:r>
+          </w:p>
+        </w:tc>
+        <w:tc>
+          <w:tcPr>
+            <w:tcW w:w="1247" w:type="dxa"/>
+            <w:vAlign w:val="center"/>
+          </w:tcPr>
+          <w:p>
+            <w:pPr>
+              <w:jc w:val="center"/>
+            </w:pPr>
+            <w:r>
+              <w:rPr>
+                <w:sz w:val="15"/>
+              </w:rPr>
+              <w:t>SIS141</w:t>
+            </w:r>
+          </w:p>
+        </w:tc>
+        <w:tc>
+          <w:tcPr>
+            <w:tcW w:w="4252" w:type="dxa"/>
+            <w:vAlign w:val="center"/>
+          </w:tcPr>
+          <w:p>
+            <w:r>
+              <w:rPr>
+                <w:sz w:val="15"/>
+              </w:rPr>
+              <w:t>COMPUTACIÓN BÁSICA</w:t>
+            </w:r>
+          </w:p>
+        </w:tc>
+        <w:tc>
+          <w:tcPr>
+            <w:tcW w:w="1701" w:type="dxa"/>
+            <w:vAlign w:val="center"/>
+          </w:tcPr>
+          <w:p>
+            <w:pPr>
+              <w:jc w:val="center"/>
+            </w:pPr>
+            <w:r>
+              <w:rPr>
+                <w:sz w:val="15"/>
+              </w:rPr>
+              <w:t>0000/0</w:t>
+            </w:r>
+          </w:p>
+        </w:tc>
+        <w:tc>
+          <w:tcPr>
+            <w:tcW w:w="1304" w:type="dxa"/>
+            <w:vAlign w:val="center"/>
+          </w:tcPr>
+          <w:p>
+            <w:pPr>
+              <w:jc w:val="center"/>
+            </w:pPr>
+            <w:r>
+              <w:rPr>
+                <w:sz w:val="15"/>
+              </w:rPr>
+              <w:t>0</w:t>
+            </w:r>
+          </w:p>
+        </w:tc>
+        <w:tc>
+          <w:tcPr>
+            <w:tcW w:w="850" w:type="dxa"/>
+            <w:vAlign w:val="center"/>
+          </w:tcPr>
+          <w:p>
+            <w:pPr>
+              <w:jc w:val="center"/>
+            </w:pPr>
+            <w:r>
+              <w:rPr>
+                <w:sz w:val="15"/>
+              </w:rPr>
+              <w:t>-</w:t>
+            </w:r>
+          </w:p>
+        </w:tc>
+      </w:tr>
+      <w:tr>
+        <w:trPr>
+          <w:jc w:val="center"/>
+        </w:trPr>
+        <w:tc>
+          <w:tcPr>
+            <w:tcW w:w="15252" w:type="dxa"/>
+            <w:gridSpan w:val="6"/>
+            <w:vAlign w:val="center"/>
+          </w:tcPr>
+          <w:p>
+            <w:r>
+              <w:rPr>
+                <w:b/>
+                <w:sz w:val="16"/>
+              </w:rPr>
+              <w:t>Nivel 2</w:t>
+            </w:r>
+          </w:p>
+        </w:tc>
+      </w:tr>
+      <w:tr>
+        <w:trPr>
+          <w:jc w:val="center"/>
+        </w:trPr>
+        <w:tc>
+          <w:tcPr>
+            <w:tcW w:w="850" w:type="dxa"/>
+            <w:vAlign w:val="center"/>
+          </w:tcPr>
+          <w:p>
+            <w:pPr>
+              <w:jc w:val="center"/>
+            </w:pPr>
+            <w:r>
+              <w:rPr>
+                <w:sz w:val="15"/>
+              </w:rPr>
+              <w:t>2</w:t>
+            </w:r>
+          </w:p>
+        </w:tc>
+        <w:tc>
+          <w:tcPr>
+            <w:tcW w:w="1247" w:type="dxa"/>
+            <w:vAlign w:val="center"/>
+          </w:tcPr>
+          <w:p>
+            <w:pPr>
+              <w:jc w:val="center"/>
+            </w:pPr>
+            <w:r>
+              <w:rPr>
+                <w:sz w:val="15"/>
+              </w:rPr>
+              <w:t>FIS205</w:t>
+            </w:r>
+          </w:p>
+        </w:tc>
+        <w:tc>
+          <w:tcPr>
+            <w:tcW w:w="4252" w:type="dxa"/>
+            <w:vAlign w:val="center"/>
+          </w:tcPr>
+          <w:p>
+            <w:r>
+              <w:rPr>
+                <w:sz w:val="15"/>
+              </w:rPr>
+              <w:t>FÍSICA I</w:t>
+            </w:r>
+          </w:p>
+        </w:tc>
+        <w:tc>
+          <w:tcPr>
+            <w:tcW w:w="1701" w:type="dxa"/>
+            <w:vAlign w:val="center"/>
+          </w:tcPr>
+          <w:p>
+            <w:pPr>
+              <w:jc w:val="center"/>
+            </w:pPr>
+            <w:r>
+              <w:rPr>
+                <w:sz w:val="15"/>
+              </w:rPr>
+              <w:t>0000/0</w:t>
+            </w:r>
+          </w:p>
+        </w:tc>
+        <w:tc>
+          <w:tcPr>
+            <w:tcW w:w="1304" w:type="dxa"/>
+            <w:vAlign w:val="center"/>
+          </w:tcPr>
+          <w:p>
+            <w:pPr>
+              <w:jc w:val="center"/>
+            </w:pPr>
+            <w:r>
+              <w:rPr>
+                <w:sz w:val="15"/>
+              </w:rPr>
+              <w:t>0</w:t>
+            </w:r>
+          </w:p>
+        </w:tc>
+        <w:tc>
+          <w:tcPr>
+            <w:tcW w:w="850" w:type="dxa"/>
+            <w:vAlign w:val="center"/>
+          </w:tcPr>
+          <w:p>
+            <w:pPr>
+              <w:jc w:val="center"/>
+            </w:pPr>
+            <w:r>
+              <w:rPr>
+                <w:sz w:val="15"/>
+              </w:rPr>
+              <w:t>-</w:t>
+            </w:r>
+          </w:p>
+        </w:tc>
+      </w:tr>
+      <w:tr>
+        <w:trPr>
+          <w:jc w:val="center"/>
+        </w:trPr>
+        <w:tc>
+          <w:tcPr>
+            <w:tcW w:w="850" w:type="dxa"/>
+            <w:vAlign w:val="center"/>
+          </w:tcPr>
+          <w:p>
+            <w:pPr>
+              <w:jc w:val="center"/>
+            </w:pPr>
+            <w:r>
+              <w:rPr>
+                <w:sz w:val="15"/>
+              </w:rPr>
+              <w:t>2</w:t>
+            </w:r>
+          </w:p>
+        </w:tc>
+        <w:tc>
+          <w:tcPr>
+            <w:tcW w:w="1247" w:type="dxa"/>
+            <w:vAlign w:val="center"/>
+          </w:tcPr>
+          <w:p>
+            <w:pPr>
+              <w:jc w:val="center"/>
+            </w:pPr>
+            <w:r>
+              <w:rPr>
+                <w:sz w:val="15"/>
+              </w:rPr>
+              <w:t>MAT203</w:t>
+            </w:r>
+          </w:p>
+        </w:tc>
+        <w:tc>
+          <w:tcPr>
+            <w:tcW w:w="4252" w:type="dxa"/>
+            <w:vAlign w:val="center"/>
+          </w:tcPr>
+          <w:p>
+            <w:pPr>
+              <w:rPr>
+                <w:lang w:val="es-BO"/>
+              </w:rPr>
+            </w:pPr>
+            <w:r>
+              <w:rPr>
+                <w:sz w:val="15"/>
+                <w:lang w:val="es-BO"/>
+              </w:rPr>
+              <w:t>ÁLGEBRA LINEAL Y TEORÍA MATRICIAL</w:t>
+            </w:r>
+          </w:p>
+        </w:tc>
+        <w:tc>
+          <w:tcPr>
+            <w:tcW w:w="1701" w:type="dxa"/>
+            <w:vAlign w:val="center"/>
+          </w:tcPr>
+          <w:p>
+            <w:pPr>
+              <w:jc w:val="center"/>
+            </w:pPr>
+            <w:r>
+              <w:rPr>
+                <w:sz w:val="15"/>
+              </w:rPr>
+              <w:t>0000/0</w:t>
+            </w:r>
+          </w:p>
+        </w:tc>
+        <w:tc>
+          <w:tcPr>
+            <w:tcW w:w="1304" w:type="dxa"/>
+            <w:vAlign w:val="center"/>
+          </w:tcPr>
+          <w:p>
+            <w:pPr>
+              <w:jc w:val="center"/>
+            </w:pPr>
+            <w:r>
+              <w:rPr>
+                <w:sz w:val="15"/>
+              </w:rPr>
+              <w:t>0</w:t>
+            </w:r>
+          </w:p>
+        </w:tc>
+        <w:tc>
+          <w:tcPr>
+            <w:tcW w:w="850" w:type="dxa"/>
+            <w:vAlign w:val="center"/>
+          </w:tcPr>
+          <w:p>
+            <w:pPr>
+              <w:jc w:val="center"/>
+            </w:pPr>
+            <w:r>
+              <w:rPr>
+                <w:sz w:val="15"/>
+              </w:rPr>
+              <w:t>-</w:t>
+            </w:r>
+          </w:p>
+        </w:tc>
+      </w:tr>
+      <w:tr>
+        <w:trPr>
+          <w:jc w:val="center"/>
+        </w:trPr>
+        <w:tc>
+          <w:tcPr>
+            <w:tcW w:w="850" w:type="dxa"/>
+            <w:vAlign w:val="center"/>
+          </w:tcPr>
+          <w:p>
+            <w:pPr>
+              <w:jc w:val="center"/>
+            </w:pPr>
+            <w:r>
+              <w:rPr>
+                <w:sz w:val="15"/>
+              </w:rPr>
+              <w:t>2</w:t>
+            </w:r>
+          </w:p>
+        </w:tc>
+        <w:tc>
+          <w:tcPr>
+            <w:tcW w:w="1247" w:type="dxa"/>
+            <w:vAlign w:val="center"/>
+          </w:tcPr>
+          <w:p>
+            <w:pPr>
+              <w:jc w:val="center"/>
+            </w:pPr>
+            <w:r>
+              <w:rPr>
+                <w:sz w:val="15"/>
+              </w:rPr>
+              <w:t>MAT204</w:t>
+            </w:r>
+          </w:p>
+        </w:tc>
+        <w:tc>
+          <w:tcPr>
+            <w:tcW w:w="4252" w:type="dxa"/>
+            <w:vAlign w:val="center"/>
+          </w:tcPr>
+          <w:p>
+            <w:r>
+              <w:rPr>
+                <w:sz w:val="15"/>
+              </w:rPr>
+              <w:t>CÁLCULO II</w:t>
+            </w:r>
+          </w:p>
+        </w:tc>
+        <w:tc>
+          <w:tcPr>
+            <w:tcW w:w="1701" w:type="dxa"/>
+            <w:vAlign w:val="center"/>
+          </w:tcPr>
+          <w:p>
+            <w:pPr>
+              <w:jc w:val="center"/>
+            </w:pPr>
+            <w:r>
+              <w:rPr>
+                <w:sz w:val="15"/>
+              </w:rPr>
+              <w:t>0000/0</w:t>
+            </w:r>
+          </w:p>
+        </w:tc>
+        <w:tc>
+          <w:tcPr>
+            <w:tcW w:w="1304" w:type="dxa"/>
+            <w:vAlign w:val="center"/>
+          </w:tcPr>
+          <w:p>
+            <w:pPr>
+              <w:jc w:val="center"/>
+            </w:pPr>
+            <w:r>
+              <w:rPr>
+                <w:sz w:val="15"/>
+              </w:rPr>
+              <w:t>0</w:t>
+            </w:r>
+          </w:p>
+        </w:tc>
+        <w:tc>
+          <w:tcPr>
+            <w:tcW w:w="850" w:type="dxa"/>
+            <w:vAlign w:val="center"/>
+          </w:tcPr>
+          <w:p>
+            <w:pPr>
+              <w:jc w:val="center"/>
+            </w:pPr>
+            <w:r>
+              <w:rPr>
+                <w:sz w:val="15"/>
+              </w:rPr>
+              <w:t>-</w:t>
+            </w:r>
+          </w:p>
+        </w:tc>
+      </w:tr>
+      <w:tr>
+        <w:trPr>
+          <w:jc w:val="center"/>
+        </w:trPr>
+        <w:tc>
+          <w:tcPr>
+            <w:tcW w:w="850" w:type="dxa"/>
+            <w:vAlign w:val="center"/>
+          </w:tcPr>
+          <w:p>
+            <w:pPr>
+              <w:jc w:val="center"/>
+            </w:pPr>
+            <w:r>
+              <w:rPr>
+                <w:sz w:val="15"/>
+              </w:rPr>
+              <w:t>2</w:t>
+            </w:r>
+          </w:p>
+        </w:tc>
+        <w:tc>
+          <w:tcPr>
+            <w:tcW w:w="1247" w:type="dxa"/>
+            <w:vAlign w:val="center"/>
+          </w:tcPr>
+          <w:p>
+            <w:pPr>
+              <w:jc w:val="center"/>
+            </w:pPr>
+            <w:r>
+              <w:rPr>
+                <w:sz w:val="15"/>
+              </w:rPr>
+              <w:t>MAT206</w:t>
+            </w:r>
+          </w:p>
+        </w:tc>
+        <w:tc>
+          <w:tcPr>
+            <w:tcW w:w="4252" w:type="dxa"/>
+            <w:vAlign w:val="center"/>
+          </w:tcPr>
+          <w:p>
+            <w:r>
+              <w:rPr>
+                <w:sz w:val="15"/>
+              </w:rPr>
+              <w:t>ESTADÍSTICA II</w:t>
+            </w:r>
+          </w:p>
+        </w:tc>
+        <w:tc>
+          <w:tcPr>
+            <w:tcW w:w="1701" w:type="dxa"/>
+            <w:vAlign w:val="center"/>
+          </w:tcPr>
+          <w:p>
+            <w:pPr>
+              <w:jc w:val="center"/>
+            </w:pPr>
+            <w:r>
+              <w:rPr>
+                <w:sz w:val="15"/>
+              </w:rPr>
+              <w:t>0000/0</w:t>
+            </w:r>
+          </w:p>
+        </w:tc>
+        <w:tc>
+          <w:tcPr>
+            <w:tcW w:w="1304" w:type="dxa"/>
+            <w:vAlign w:val="center"/>
+          </w:tcPr>
+          <w:p>
+            <w:pPr>
+              <w:jc w:val="center"/>
+            </w:pPr>
+            <w:r>
+              <w:rPr>
+                <w:sz w:val="15"/>
+              </w:rPr>
+              <w:t>0</w:t>
+            </w:r>
+          </w:p>
+        </w:tc>
+        <w:tc>
+          <w:tcPr>
+            <w:tcW w:w="850" w:type="dxa"/>
+            <w:vAlign w:val="center"/>
+          </w:tcPr>
+          <w:p>
+            <w:pPr>
+              <w:jc w:val="center"/>
+            </w:pPr>
+            <w:r>
+              <w:rPr>
+                <w:sz w:val="15"/>
+              </w:rPr>
+              <w:t>-</w:t>
+            </w:r>
+          </w:p>
+        </w:tc>
+      </w:tr>
+      <w:tr>
+        <w:trPr>
+          <w:jc w:val="center"/>
+        </w:trPr>
+        <w:tc>
+          <w:tcPr>
+            <w:tcW w:w="850" w:type="dxa"/>
+            <w:vAlign w:val="center"/>
+          </w:tcPr>
+          <w:p>
+            <w:pPr>
+              <w:jc w:val="center"/>
+            </w:pPr>
+            <w:r>
+              <w:rPr>
+                <w:sz w:val="15"/>
+              </w:rPr>
+              <w:t>2</w:t>
+            </w:r>
+          </w:p>
+        </w:tc>
+        <w:tc>
+          <w:tcPr>
+            <w:tcW w:w="1247" w:type="dxa"/>
+            <w:vAlign w:val="center"/>
+          </w:tcPr>
+          <w:p>
+            <w:pPr>
+              <w:jc w:val="center"/>
+            </w:pPr>
+            <w:r>
+              <w:rPr>
+                <w:sz w:val="15"/>
+              </w:rPr>
+              <w:t>SIS211</w:t>
+            </w:r>
+          </w:p>
+        </w:tc>
+        <w:tc>
+          <w:tcPr>
+            <w:tcW w:w="4252" w:type="dxa"/>
+            <w:vAlign w:val="center"/>
+          </w:tcPr>
+          <w:p>
+            <w:r>
+              <w:rPr>
+                <w:sz w:val="15"/>
+              </w:rPr>
+              <w:t>TÉCNICAS DE PROGRAMACIÓN II</w:t>
+            </w:r>
+          </w:p>
+        </w:tc>
+        <w:tc>
+          <w:tcPr>
+            <w:tcW w:w="1701" w:type="dxa"/>
+            <w:vAlign w:val="center"/>
+          </w:tcPr>
+          <w:p>
+            <w:pPr>
+              <w:jc w:val="center"/>
+            </w:pPr>
+            <w:r>
+              <w:rPr>
+                <w:sz w:val="15"/>
+              </w:rPr>
+              <w:t>0000/0</w:t>
+            </w:r>
+          </w:p>
+        </w:tc>
+        <w:tc>
+          <w:tcPr>
+            <w:tcW w:w="1304" w:type="dxa"/>
+            <w:vAlign w:val="center"/>
+          </w:tcPr>
+          <w:p>
+            <w:pPr>
+              <w:jc w:val="center"/>
+            </w:pPr>
+            <w:r>
+              <w:rPr>
+                <w:sz w:val="15"/>
+              </w:rPr>
+              <w:t>0</w:t>
+            </w:r>
+          </w:p>
+        </w:tc>
+        <w:tc>
+          <w:tcPr>
+            <w:tcW w:w="850" w:type="dxa"/>
+            <w:vAlign w:val="center"/>
+          </w:tcPr>
+          <w:p>
+            <w:pPr>
+              <w:jc w:val="center"/>
+            </w:pPr>
+            <w:r>
+              <w:rPr>
+                <w:sz w:val="15"/>
+              </w:rPr>
+              <w:t>-</w:t>
+            </w:r>
+          </w:p>
+        </w:tc>
+      </w:tr>
+      <w:tr>
+        <w:trPr>
+          <w:jc w:val="center"/>
+        </w:trPr>
+        <w:tc>
+          <w:tcPr>
+            <w:tcW w:w="850" w:type="dxa"/>
+            <w:vAlign w:val="center"/>
+          </w:tcPr>
+          <w:p>
+            <w:pPr>
+              <w:jc w:val="center"/>
+            </w:pPr>
+            <w:r>
+              <w:rPr>
+                <w:sz w:val="15"/>
+              </w:rPr>
+              <w:t>2</w:t>
+            </w:r>
+          </w:p>
+        </w:tc>
+        <w:tc>
+          <w:tcPr>
+            <w:tcW w:w="1247" w:type="dxa"/>
+            <w:vAlign w:val="center"/>
+          </w:tcPr>
+          <w:p>
+            <w:pPr>
+              <w:jc w:val="center"/>
+            </w:pPr>
+            <w:r>
+              <w:rPr>
+                <w:sz w:val="15"/>
+              </w:rPr>
+              <w:t>SIS230</w:t>
+            </w:r>
+          </w:p>
+        </w:tc>
+        <w:tc>
+          <w:tcPr>
+            <w:tcW w:w="4252" w:type="dxa"/>
+            <w:vAlign w:val="center"/>
+          </w:tcPr>
+          <w:p>
+            <w:r>
+              <w:rPr>
+                <w:sz w:val="15"/>
+              </w:rPr>
+              <w:t>SISTEMAS CONTABLES</w:t>
+            </w:r>
+          </w:p>
+        </w:tc>
+        <w:tc>
+          <w:tcPr>
+            <w:tcW w:w="1701" w:type="dxa"/>
+            <w:vAlign w:val="center"/>
+          </w:tcPr>
+          <w:p>
+            <w:pPr>
+              <w:jc w:val="center"/>
+            </w:pPr>
+            <w:r>
+              <w:rPr>
+                <w:sz w:val="15"/>
+              </w:rPr>
+              <w:t>0000/0</w:t>
+            </w:r>
+          </w:p>
+        </w:tc>
+        <w:tc>
+          <w:tcPr>
+            <w:tcW w:w="1304" w:type="dxa"/>
+            <w:vAlign w:val="center"/>
+          </w:tcPr>
+          <w:p>
+            <w:pPr>
+              <w:jc w:val="center"/>
+            </w:pPr>
+            <w:r>
+              <w:rPr>
+                <w:sz w:val="15"/>
+              </w:rPr>
+              <w:t>0</w:t>
+            </w:r>
+          </w:p>
+        </w:tc>
+        <w:tc>
+          <w:tcPr>
+            <w:tcW w:w="850" w:type="dxa"/>
+            <w:vAlign w:val="center"/>
+          </w:tcPr>
+          <w:p>
+            <w:pPr>
+              <w:jc w:val="center"/>
+            </w:pPr>
+            <w:r>
+              <w:rPr>
+                <w:sz w:val="15"/>
+              </w:rPr>
+              <w:t>-</w:t>
+            </w:r>
+          </w:p>
+        </w:tc>
+      </w:tr>
+      <w:tr>
+        <w:trPr>
+          <w:jc w:val="center"/>
+        </w:trPr>
+        <w:tc>
+          <w:tcPr>
+            <w:tcW w:w="15252" w:type="dxa"/>
+            <w:gridSpan w:val="6"/>
+            <w:vAlign w:val="center"/>
+          </w:tcPr>
+          <w:p>
+            <w:r>
+              <w:rPr>
+                <w:b/>
+                <w:sz w:val="16"/>
+              </w:rPr>
+              <w:t>Nivel 3</w:t>
+            </w:r>
+          </w:p>
+        </w:tc>
+      </w:tr>
+      <w:tr>
+        <w:trPr>
+          <w:jc w:val="center"/>
+        </w:trPr>
+        <w:tc>
+          <w:tcPr>
+            <w:tcW w:w="850" w:type="dxa"/>
+            <w:vAlign w:val="center"/>
+          </w:tcPr>
+          <w:p>
+            <w:pPr>
+              <w:jc w:val="center"/>
+            </w:pPr>
+            <w:r>
+              <w:rPr>
+                <w:sz w:val="15"/>
+              </w:rPr>
+              <w:t>3</w:t>
+            </w:r>
+          </w:p>
+        </w:tc>
+        <w:tc>
+          <w:tcPr>
+            <w:tcW w:w="1247" w:type="dxa"/>
+            <w:vAlign w:val="center"/>
+          </w:tcPr>
+          <w:p>
+            <w:pPr>
+              <w:jc w:val="center"/>
+            </w:pPr>
+            <w:r>
+              <w:rPr>
+                <w:sz w:val="15"/>
+              </w:rPr>
+              <w:t>FIS308</w:t>
+            </w:r>
+          </w:p>
+        </w:tc>
+        <w:tc>
+          <w:tcPr>
+            <w:tcW w:w="4252" w:type="dxa"/>
+            <w:vAlign w:val="center"/>
+          </w:tcPr>
+          <w:p>
+            <w:r>
+              <w:rPr>
+                <w:sz w:val="15"/>
+              </w:rPr>
+              <w:t>FÍSICA II</w:t>
+            </w:r>
+          </w:p>
+        </w:tc>
+        <w:tc>
+          <w:tcPr>
+            <w:tcW w:w="1701" w:type="dxa"/>
+            <w:vAlign w:val="center"/>
+          </w:tcPr>
+          <w:p>
+            <w:pPr>
+              <w:jc w:val="center"/>
+            </w:pPr>
+            <w:r>
+              <w:rPr>
+                <w:sz w:val="15"/>
+              </w:rPr>
+              <w:t>0000/0</w:t>
+            </w:r>
+          </w:p>
+        </w:tc>
+        <w:tc>
+          <w:tcPr>
+            <w:tcW w:w="1304" w:type="dxa"/>
+            <w:vAlign w:val="center"/>
+          </w:tcPr>
+          <w:p>
+            <w:pPr>
+              <w:jc w:val="center"/>
+            </w:pPr>
+            <w:r>
+              <w:rPr>
+                <w:sz w:val="15"/>
+              </w:rPr>
+              <w:t>0</w:t>
+            </w:r>
+          </w:p>
+        </w:tc>
+        <w:tc>
+          <w:tcPr>
+            <w:tcW w:w="850" w:type="dxa"/>
+            <w:vAlign w:val="center"/>
+          </w:tcPr>
+          <w:p>
+            <w:pPr>
+              <w:jc w:val="center"/>
+            </w:pPr>
+            <w:r>
+              <w:rPr>
+                <w:sz w:val="15"/>
+              </w:rPr>
+              <w:t>-</w:t>
+            </w:r>
+          </w:p>
+        </w:tc>
+      </w:tr>
+      <w:tr>
+        <w:trPr>
+          <w:jc w:val="center"/>
+        </w:trPr>
+        <w:tc>
+          <w:tcPr>
+            <w:tcW w:w="850" w:type="dxa"/>
+            <w:vAlign w:val="center"/>
+          </w:tcPr>
+          <w:p>
+            <w:pPr>
+              <w:jc w:val="center"/>
+            </w:pPr>
+            <w:r>
+              <w:rPr>
+                <w:sz w:val="15"/>
+              </w:rPr>
+              <w:t>3</w:t>
+            </w:r>
+          </w:p>
+        </w:tc>
+        <w:tc>
+          <w:tcPr>
+            <w:tcW w:w="1247" w:type="dxa"/>
+            <w:vAlign w:val="center"/>
+          </w:tcPr>
+          <w:p>
+            <w:pPr>
+              <w:jc w:val="center"/>
+            </w:pPr>
+            <w:r>
+              <w:rPr>
+                <w:sz w:val="15"/>
+              </w:rPr>
+              <w:t>MAT307</w:t>
+            </w:r>
+          </w:p>
+        </w:tc>
+        <w:tc>
+          <w:tcPr>
+            <w:tcW w:w="4252" w:type="dxa"/>
+            <w:vAlign w:val="center"/>
+          </w:tcPr>
+          <w:p>
+            <w:r>
+              <w:rPr>
+                <w:sz w:val="15"/>
+              </w:rPr>
+              <w:t>CÁLCULO III</w:t>
+            </w:r>
+          </w:p>
+        </w:tc>
+        <w:tc>
+          <w:tcPr>
+            <w:tcW w:w="1701" w:type="dxa"/>
+            <w:vAlign w:val="center"/>
+          </w:tcPr>
+          <w:p>
+            <w:pPr>
+              <w:jc w:val="center"/>
+            </w:pPr>
+            <w:r>
+              <w:rPr>
+                <w:sz w:val="15"/>
+              </w:rPr>
+              <w:t>0000/0</w:t>
+            </w:r>
+          </w:p>
+        </w:tc>
+        <w:tc>
+          <w:tcPr>
+            <w:tcW w:w="1304" w:type="dxa"/>
+            <w:vAlign w:val="center"/>
+          </w:tcPr>
+          <w:p>
+            <w:pPr>
+              <w:jc w:val="center"/>
+            </w:pPr>
+            <w:r>
+              <w:rPr>
+                <w:sz w:val="15"/>
+              </w:rPr>
+              <w:t>0</w:t>
+            </w:r>
+          </w:p>
+        </w:tc>
+        <w:tc>
+          <w:tcPr>
+            <w:tcW w:w="850" w:type="dxa"/>
+            <w:vAlign w:val="center"/>
+          </w:tcPr>
+          <w:p>
+            <w:pPr>
+              <w:jc w:val="center"/>
+            </w:pPr>
+            <w:r>
+              <w:rPr>
+                <w:sz w:val="15"/>
+              </w:rPr>
+              <w:t>-</w:t>
+            </w:r>
+          </w:p>
+        </w:tc>
+      </w:tr>
+      <w:tr>
+        <w:trPr>
+          <w:jc w:val="center"/>
+        </w:trPr>
+        <w:tc>
+          <w:tcPr>
+            <w:tcW w:w="850" w:type="dxa"/>
+            <w:vAlign w:val="center"/>
+          </w:tcPr>
+          <w:p>
+            <w:pPr>
+              <w:jc w:val="center"/>
+            </w:pPr>
+            <w:r>
+              <w:rPr>
+                <w:sz w:val="15"/>
+              </w:rPr>
+              <w:t>3</w:t>
+            </w:r>
+          </w:p>
+        </w:tc>
+        <w:tc>
+          <w:tcPr>
+            <w:tcW w:w="1247" w:type="dxa"/>
+            <w:vAlign w:val="center"/>
+          </w:tcPr>
+          <w:p>
+            <w:pPr>
+              <w:jc w:val="center"/>
+            </w:pPr>
+            <w:r>
+              <w:rPr>
+                <w:sz w:val="15"/>
+              </w:rPr>
+              <w:t>SIS312</w:t>
+            </w:r>
+          </w:p>
+        </w:tc>
+        <w:tc>
+          <w:tcPr>
+            <w:tcW w:w="4252" w:type="dxa"/>
+            <w:vAlign w:val="center"/>
+          </w:tcPr>
+          <w:p>
+            <w:r>
+              <w:rPr>
+                <w:sz w:val="15"/>
+              </w:rPr>
+              <w:t>ESTRUCTURA DE DATOS</w:t>
+            </w:r>
+          </w:p>
+        </w:tc>
+        <w:tc>
+          <w:tcPr>
+            <w:tcW w:w="1701" w:type="dxa"/>
+            <w:vAlign w:val="center"/>
+          </w:tcPr>
+          <w:p>
+            <w:pPr>
+              <w:jc w:val="center"/>
+            </w:pPr>
+            <w:r>
+              <w:rPr>
+                <w:sz w:val="15"/>
+              </w:rPr>
+              <w:t>0000/0</w:t>
+            </w:r>
+          </w:p>
+        </w:tc>
+        <w:tc>
+          <w:tcPr>
+            <w:tcW w:w="1304" w:type="dxa"/>
+            <w:vAlign w:val="center"/>
+          </w:tcPr>
+          <w:p>
+            <w:pPr>
+              <w:jc w:val="center"/>
+            </w:pPr>
+            <w:r>
+              <w:rPr>
+                <w:sz w:val="15"/>
+              </w:rPr>
+              <w:t>0</w:t>
+            </w:r>
+          </w:p>
+        </w:tc>
+        <w:tc>
+          <w:tcPr>
+            <w:tcW w:w="850" w:type="dxa"/>
+            <w:vAlign w:val="center"/>
+          </w:tcPr>
+          <w:p>
+            <w:pPr>
+              <w:jc w:val="center"/>
+            </w:pPr>
+            <w:r>
+              <w:rPr>
+                <w:sz w:val="15"/>
+              </w:rPr>
+              <w:t>-</w:t>
+            </w:r>
+          </w:p>
+        </w:tc>
+      </w:tr>
+      <w:tr>
+        <w:trPr>
+          <w:jc w:val="center"/>
+        </w:trPr>
+        <w:tc>
+          <w:tcPr>
+            <w:tcW w:w="850" w:type="dxa"/>
+            <w:vAlign w:val="center"/>
+          </w:tcPr>
+          <w:p>
+            <w:pPr>
+              <w:jc w:val="center"/>
+            </w:pPr>
+            <w:r>
+              <w:rPr>
+                <w:sz w:val="15"/>
+              </w:rPr>
+              <w:t>3</w:t>
+            </w:r>
+          </w:p>
+        </w:tc>
+        <w:tc>
+          <w:tcPr>
+            <w:tcW w:w="1247" w:type="dxa"/>
+            <w:vAlign w:val="center"/>
+          </w:tcPr>
+          <w:p>
+            <w:pPr>
+              <w:jc w:val="center"/>
+            </w:pPr>
+            <w:r>
+              <w:rPr>
+                <w:sz w:val="15"/>
+              </w:rPr>
+              <w:t>SIS313</w:t>
+            </w:r>
+          </w:p>
+        </w:tc>
+        <w:tc>
+          <w:tcPr>
+            <w:tcW w:w="4252" w:type="dxa"/>
+            <w:vAlign w:val="center"/>
+          </w:tcPr>
+          <w:p>
+            <w:r>
+              <w:rPr>
+                <w:sz w:val="15"/>
+              </w:rPr>
+              <w:t>DISEÑO Y PROGRAMACIÓN GRÁFICA</w:t>
+            </w:r>
+          </w:p>
+        </w:tc>
+        <w:tc>
+          <w:tcPr>
+            <w:tcW w:w="1701" w:type="dxa"/>
+            <w:vAlign w:val="center"/>
+          </w:tcPr>
+          <w:p>
+            <w:pPr>
+              <w:jc w:val="center"/>
+            </w:pPr>
+            <w:r>
+              <w:rPr>
+                <w:sz w:val="15"/>
+              </w:rPr>
+              <w:t>0000/0</w:t>
+            </w:r>
+          </w:p>
+        </w:tc>
+        <w:tc>
+          <w:tcPr>
+            <w:tcW w:w="1304" w:type="dxa"/>
+            <w:vAlign w:val="center"/>
+          </w:tcPr>
+          <w:p>
+            <w:pPr>
+              <w:jc w:val="center"/>
+            </w:pPr>
+            <w:r>
+              <w:rPr>
+                <w:sz w:val="15"/>
+              </w:rPr>
+              <w:t>0</w:t>
+            </w:r>
+          </w:p>
+        </w:tc>
+        <w:tc>
+          <w:tcPr>
+            <w:tcW w:w="850" w:type="dxa"/>
+            <w:vAlign w:val="center"/>
+          </w:tcPr>
+          <w:p>
+            <w:pPr>
+              <w:jc w:val="center"/>
+            </w:pPr>
+            <w:r>
+              <w:rPr>
+                <w:sz w:val="15"/>
+              </w:rPr>
+              <w:t>-</w:t>
+            </w:r>
+          </w:p>
+        </w:tc>
+      </w:tr>
+      <w:tr>
+        <w:trPr>
+          <w:jc w:val="center"/>
+        </w:trPr>
+        <w:tc>
+          <w:tcPr>
+            <w:tcW w:w="850" w:type="dxa"/>
+            <w:vAlign w:val="center"/>
+          </w:tcPr>
+          <w:p>
+            <w:pPr>
+              <w:jc w:val="center"/>
+            </w:pPr>
+            <w:r>
+              <w:rPr>
+                <w:sz w:val="15"/>
+              </w:rPr>
+              <w:t>3</w:t>
+            </w:r>
+          </w:p>
+        </w:tc>
+        <w:tc>
+          <w:tcPr>
+            <w:tcW w:w="1247" w:type="dxa"/>
+            <w:vAlign w:val="center"/>
+          </w:tcPr>
+          <w:p>
+            <w:pPr>
+              <w:jc w:val="center"/>
+            </w:pPr>
+            <w:r>
+              <w:rPr>
+                <w:sz w:val="15"/>
+              </w:rPr>
+              <w:t>SIS331</w:t>
+            </w:r>
+          </w:p>
+        </w:tc>
+        <w:tc>
+          <w:tcPr>
+            <w:tcW w:w="4252" w:type="dxa"/>
+            <w:vAlign w:val="center"/>
+          </w:tcPr>
+          <w:p>
+            <w:r>
+              <w:rPr>
+                <w:sz w:val="15"/>
+              </w:rPr>
+              <w:t>MODELOS ADMINISTRATIVOS</w:t>
+            </w:r>
+          </w:p>
+        </w:tc>
+        <w:tc>
+          <w:tcPr>
+            <w:tcW w:w="1701" w:type="dxa"/>
+            <w:vAlign w:val="center"/>
+          </w:tcPr>
+          <w:p>
+            <w:pPr>
+              <w:jc w:val="center"/>
+            </w:pPr>
+            <w:r>
+              <w:rPr>
+                <w:sz w:val="15"/>
+              </w:rPr>
+              <w:t>0000/0</w:t>
+            </w:r>
+          </w:p>
+        </w:tc>
+        <w:tc>
+          <w:tcPr>
+            <w:tcW w:w="1304" w:type="dxa"/>
+            <w:vAlign w:val="center"/>
+          </w:tcPr>
+          <w:p>
+            <w:pPr>
+              <w:jc w:val="center"/>
+            </w:pPr>
+            <w:r>
+              <w:rPr>
+                <w:sz w:val="15"/>
+              </w:rPr>
+              <w:t>0</w:t>
+            </w:r>
+          </w:p>
+        </w:tc>
+        <w:tc>
+          <w:tcPr>
+            <w:tcW w:w="850" w:type="dxa"/>
+            <w:vAlign w:val="center"/>
+          </w:tcPr>
+          <w:p>
+            <w:pPr>
+              <w:jc w:val="center"/>
+            </w:pPr>
+            <w:r>
+              <w:rPr>
+                <w:sz w:val="15"/>
+              </w:rPr>
+              <w:t>-</w:t>
+            </w:r>
+          </w:p>
+        </w:tc>
+      </w:tr>
+      <w:tr>
+        <w:trPr>
+          <w:jc w:val="center"/>
+        </w:trPr>
+        <w:tc>
+          <w:tcPr>
+            <w:tcW w:w="850" w:type="dxa"/>
+            <w:vAlign w:val="center"/>
+          </w:tcPr>
+          <w:p>
+            <w:pPr>
+              <w:jc w:val="center"/>
+            </w:pPr>
+            <w:r>
+              <w:rPr>
+                <w:sz w:val="15"/>
+              </w:rPr>
+              <w:t>3</w:t>
+            </w:r>
+          </w:p>
+        </w:tc>
+        <w:tc>
+          <w:tcPr>
+            <w:tcW w:w="1247" w:type="dxa"/>
+            <w:vAlign w:val="center"/>
+          </w:tcPr>
+          <w:p>
+            <w:pPr>
+              <w:jc w:val="center"/>
+            </w:pPr>
+            <w:r>
+              <w:rPr>
+                <w:sz w:val="15"/>
+              </w:rPr>
+              <w:t>SIS342</w:t>
+            </w:r>
+          </w:p>
+        </w:tc>
+        <w:tc>
+          <w:tcPr>
+            <w:tcW w:w="4252" w:type="dxa"/>
+            <w:vAlign w:val="center"/>
+          </w:tcPr>
+          <w:p>
+            <w:r>
+              <w:rPr>
+                <w:sz w:val="15"/>
+              </w:rPr>
+              <w:t>ANÁLISIS DISCRETO</w:t>
+            </w:r>
+          </w:p>
+        </w:tc>
+        <w:tc>
+          <w:tcPr>
+            <w:tcW w:w="1701" w:type="dxa"/>
+            <w:vAlign w:val="center"/>
+          </w:tcPr>
+          <w:p>
+            <w:pPr>
+              <w:jc w:val="center"/>
+            </w:pPr>
+            <w:r>
+              <w:rPr>
+                <w:sz w:val="15"/>
+              </w:rPr>
+              <w:t>0000/0</w:t>
+            </w:r>
+          </w:p>
+        </w:tc>
+        <w:tc>
+          <w:tcPr>
+            <w:tcW w:w="1304" w:type="dxa"/>
+            <w:vAlign w:val="center"/>
+          </w:tcPr>
+          <w:p>
+            <w:pPr>
+              <w:jc w:val="center"/>
+            </w:pPr>
+            <w:r>
+              <w:rPr>
+                <w:sz w:val="15"/>
+              </w:rPr>
+              <w:t>0</w:t>
+            </w:r>
+          </w:p>
+        </w:tc>
+        <w:tc>
+          <w:tcPr>
+            <w:tcW w:w="850" w:type="dxa"/>
+            <w:vAlign w:val="center"/>
+          </w:tcPr>
+          <w:p>
+            <w:pPr>
+              <w:jc w:val="center"/>
+            </w:pPr>
+            <w:r>
+              <w:rPr>
+                <w:sz w:val="15"/>
+              </w:rPr>
+              <w:t>-</w:t>
+            </w:r>
+          </w:p>
+        </w:tc>
+      </w:tr>
+      <w:tr>
+        <w:trPr>
+          <w:jc w:val="center"/>
+        </w:trPr>
+        <w:tc>
+          <w:tcPr>
+            <w:tcW w:w="15252" w:type="dxa"/>
+            <w:gridSpan w:val="6"/>
+            <w:vAlign w:val="center"/>
+          </w:tcPr>
+          <w:p>
+            <w:r>
+              <w:rPr>
+                <w:b/>
+                <w:sz w:val="16"/>
+              </w:rPr>
+              <w:t>Nivel 4</w:t>
+            </w:r>
+          </w:p>
+        </w:tc>
+      </w:tr>
+      <w:tr>
+        <w:trPr>
+          <w:jc w:val="center"/>
+        </w:trPr>
+        <w:tc>
+          <w:tcPr>
+            <w:tcW w:w="850" w:type="dxa"/>
+            <w:vAlign w:val="center"/>
+          </w:tcPr>
+          <w:p>
+            <w:pPr>
+              <w:jc w:val="center"/>
+            </w:pPr>
+            <w:r>
+              <w:rPr>
+                <w:sz w:val="15"/>
+              </w:rPr>
+              <w:t>4</w:t>
+            </w:r>
+          </w:p>
+        </w:tc>
+        <w:tc>
+          <w:tcPr>
+            <w:tcW w:w="1247" w:type="dxa"/>
+            <w:vAlign w:val="center"/>
+          </w:tcPr>
+          <w:p>
+            <w:pPr>
+              <w:jc w:val="center"/>
+            </w:pPr>
+            <w:r>
+              <w:rPr>
+                <w:sz w:val="15"/>
+              </w:rPr>
+              <w:t>SIS414</w:t>
+            </w:r>
+          </w:p>
+        </w:tc>
+        <w:tc>
+          <w:tcPr>
+            <w:tcW w:w="4252" w:type="dxa"/>
+            <w:vAlign w:val="center"/>
+          </w:tcPr>
+          <w:p>
+            <w:r>
+              <w:rPr>
+                <w:sz w:val="15"/>
+              </w:rPr>
+              <w:t>TECNOLOGÍAS EMERGENTES</w:t>
+            </w:r>
+          </w:p>
+        </w:tc>
+        <w:tc>
+          <w:tcPr>
+            <w:tcW w:w="1701" w:type="dxa"/>
+            <w:vAlign w:val="center"/>
+          </w:tcPr>
+          <w:p>
+            <w:pPr>
+              <w:jc w:val="center"/>
+            </w:pPr>
+            <w:r>
+              <w:rPr>
+                <w:sz w:val="15"/>
+              </w:rPr>
+              <w:t>0000/0</w:t>
+            </w:r>
+          </w:p>
+        </w:tc>
+        <w:tc>
+          <w:tcPr>
+            <w:tcW w:w="1304" w:type="dxa"/>
+            <w:vAlign w:val="center"/>
+          </w:tcPr>
+          <w:p>
+            <w:pPr>
+              <w:jc w:val="center"/>
+            </w:pPr>
+            <w:r>
+              <w:rPr>
+                <w:sz w:val="15"/>
+              </w:rPr>
+              <w:t>0</w:t>
+            </w:r>
+          </w:p>
+        </w:tc>
+        <w:tc>
+          <w:tcPr>
+            <w:tcW w:w="850" w:type="dxa"/>
+            <w:vAlign w:val="center"/>
+          </w:tcPr>
+          <w:p>
+            <w:pPr>
+              <w:jc w:val="center"/>
+            </w:pPr>
+            <w:r>
+              <w:rPr>
+                <w:sz w:val="15"/>
+              </w:rPr>
+              <w:t>-</w:t>
+            </w:r>
+          </w:p>
+        </w:tc>
+      </w:tr>
+      <w:tr>
+        <w:trPr>
+          <w:jc w:val="center"/>
+        </w:trPr>
+        <w:tc>
+          <w:tcPr>
+            <w:tcW w:w="850" w:type="dxa"/>
+            <w:vAlign w:val="center"/>
+          </w:tcPr>
+          <w:p>
+            <w:pPr>
+              <w:jc w:val="center"/>
+            </w:pPr>
+            <w:r>
+              <w:rPr>
+                <w:sz w:val="15"/>
+              </w:rPr>
+              <w:t>4</w:t>
+            </w:r>
+          </w:p>
+        </w:tc>
+        <w:tc>
+          <w:tcPr>
+            <w:tcW w:w="1247" w:type="dxa"/>
+            <w:vAlign w:val="center"/>
+          </w:tcPr>
+          <w:p>
+            <w:pPr>
+              <w:jc w:val="center"/>
+            </w:pPr>
+            <w:r>
+              <w:rPr>
+                <w:sz w:val="15"/>
+              </w:rPr>
+              <w:t>SIS415</w:t>
+            </w:r>
+          </w:p>
+        </w:tc>
+        <w:tc>
+          <w:tcPr>
+            <w:tcW w:w="4252" w:type="dxa"/>
+            <w:vAlign w:val="center"/>
+          </w:tcPr>
+          <w:p>
+            <w:r>
+              <w:rPr>
+                <w:sz w:val="15"/>
+              </w:rPr>
+              <w:t>BASE DE DATOS</w:t>
+            </w:r>
+          </w:p>
+        </w:tc>
+        <w:tc>
+          <w:tcPr>
+            <w:tcW w:w="1701" w:type="dxa"/>
+            <w:vAlign w:val="center"/>
+          </w:tcPr>
+          <w:p>
+            <w:pPr>
+              <w:jc w:val="center"/>
+            </w:pPr>
+            <w:r>
+              <w:rPr>
+                <w:sz w:val="15"/>
+              </w:rPr>
+              <w:t>0000/0</w:t>
+            </w:r>
+          </w:p>
+        </w:tc>
+        <w:tc>
+          <w:tcPr>
+            <w:tcW w:w="1304" w:type="dxa"/>
+            <w:vAlign w:val="center"/>
+          </w:tcPr>
+          <w:p>
+            <w:pPr>
+              <w:jc w:val="center"/>
+            </w:pPr>
+            <w:r>
+              <w:rPr>
+                <w:sz w:val="15"/>
+              </w:rPr>
+              <w:t>0</w:t>
+            </w:r>
+          </w:p>
+        </w:tc>
+        <w:tc>
+          <w:tcPr>
+            <w:tcW w:w="850" w:type="dxa"/>
+            <w:vAlign w:val="center"/>
+          </w:tcPr>
+          <w:p>
+            <w:pPr>
+              <w:jc w:val="center"/>
+            </w:pPr>
+            <w:r>
+              <w:rPr>
+                <w:sz w:val="15"/>
+              </w:rPr>
+              <w:t>-</w:t>
+            </w:r>
+          </w:p>
+        </w:tc>
+      </w:tr>
+      <w:tr>
+        <w:trPr>
+          <w:jc w:val="center"/>
+        </w:trPr>
+        <w:tc>
+          <w:tcPr>
+            <w:tcW w:w="850" w:type="dxa"/>
+            <w:vAlign w:val="center"/>
+          </w:tcPr>
+          <w:p>
+            <w:pPr>
+              <w:jc w:val="center"/>
+            </w:pPr>
+            <w:r>
+              <w:rPr>
+                <w:sz w:val="15"/>
+              </w:rPr>
+              <w:t>4</w:t>
+            </w:r>
+          </w:p>
+        </w:tc>
+        <w:tc>
+          <w:tcPr>
+            <w:tcW w:w="1247" w:type="dxa"/>
+            <w:vAlign w:val="center"/>
+          </w:tcPr>
+          <w:p>
+            <w:pPr>
+              <w:jc w:val="center"/>
+            </w:pPr>
+            <w:r>
+              <w:rPr>
+                <w:sz w:val="15"/>
+              </w:rPr>
+              <w:t>SIS416</w:t>
+            </w:r>
+          </w:p>
+        </w:tc>
+        <w:tc>
+          <w:tcPr>
+            <w:tcW w:w="4252" w:type="dxa"/>
+            <w:vAlign w:val="center"/>
+          </w:tcPr>
+          <w:p>
+            <w:r>
+              <w:rPr>
+                <w:sz w:val="15"/>
+              </w:rPr>
+              <w:t>ANÁLISIS DE SISTEMAS I</w:t>
+            </w:r>
+          </w:p>
+        </w:tc>
+        <w:tc>
+          <w:tcPr>
+            <w:tcW w:w="1701" w:type="dxa"/>
+            <w:vAlign w:val="center"/>
+          </w:tcPr>
+          <w:p>
+            <w:pPr>
+              <w:jc w:val="center"/>
+            </w:pPr>
+            <w:r>
+              <w:rPr>
+                <w:sz w:val="15"/>
+              </w:rPr>
+              <w:t>0000/0</w:t>
+            </w:r>
+          </w:p>
+        </w:tc>
+        <w:tc>
+          <w:tcPr>
+            <w:tcW w:w="1304" w:type="dxa"/>
+            <w:vAlign w:val="center"/>
+          </w:tcPr>
+          <w:p>
+            <w:pPr>
+              <w:jc w:val="center"/>
+            </w:pPr>
+            <w:r>
+              <w:rPr>
+                <w:sz w:val="15"/>
+              </w:rPr>
+              <w:t>0</w:t>
+            </w:r>
+          </w:p>
+        </w:tc>
+        <w:tc>
+          <w:tcPr>
+            <w:tcW w:w="850" w:type="dxa"/>
+            <w:vAlign w:val="center"/>
+          </w:tcPr>
+          <w:p>
+            <w:pPr>
+              <w:jc w:val="center"/>
+            </w:pPr>
+            <w:r>
+              <w:rPr>
+                <w:sz w:val="15"/>
+              </w:rPr>
+              <w:t>-</w:t>
+            </w:r>
+          </w:p>
+        </w:tc>
+      </w:tr>
+      <w:tr>
+        <w:trPr>
+          <w:jc w:val="center"/>
+        </w:trPr>
+        <w:tc>
+          <w:tcPr>
+            <w:tcW w:w="850" w:type="dxa"/>
+            <w:vAlign w:val="center"/>
+          </w:tcPr>
+          <w:p>
+            <w:pPr>
+              <w:jc w:val="center"/>
+            </w:pPr>
+            <w:r>
+              <w:rPr>
+                <w:sz w:val="15"/>
+              </w:rPr>
+              <w:t>4</w:t>
+            </w:r>
+          </w:p>
+        </w:tc>
+        <w:tc>
+          <w:tcPr>
+            <w:tcW w:w="1247" w:type="dxa"/>
+            <w:vAlign w:val="center"/>
+          </w:tcPr>
+          <w:p>
+            <w:pPr>
+              <w:jc w:val="center"/>
+            </w:pPr>
+            <w:r>
+              <w:rPr>
+                <w:sz w:val="15"/>
+              </w:rPr>
+              <w:t>SIS420</w:t>
+            </w:r>
+          </w:p>
+        </w:tc>
+        <w:tc>
+          <w:tcPr>
+            <w:tcW w:w="4252" w:type="dxa"/>
+            <w:vAlign w:val="center"/>
+          </w:tcPr>
+          <w:p>
+            <w:r>
+              <w:rPr>
+                <w:sz w:val="15"/>
+              </w:rPr>
+              <w:t>SISTEMAS DIGITALES</w:t>
+            </w:r>
+          </w:p>
+        </w:tc>
+        <w:tc>
+          <w:tcPr>
+            <w:tcW w:w="1701" w:type="dxa"/>
+            <w:vAlign w:val="center"/>
+          </w:tcPr>
+          <w:p>
+            <w:pPr>
+              <w:jc w:val="center"/>
+            </w:pPr>
+            <w:r>
+              <w:rPr>
+                <w:sz w:val="15"/>
+              </w:rPr>
+              <w:t>0000/0</w:t>
+            </w:r>
+          </w:p>
+        </w:tc>
+        <w:tc>
+          <w:tcPr>
+            <w:tcW w:w="1304" w:type="dxa"/>
+            <w:vAlign w:val="center"/>
+          </w:tcPr>
+          <w:p>
+            <w:pPr>
+              <w:jc w:val="center"/>
+            </w:pPr>
+            <w:r>
+              <w:rPr>
+                <w:sz w:val="15"/>
+              </w:rPr>
+              <w:t>0</w:t>
+            </w:r>
+          </w:p>
+        </w:tc>
+        <w:tc>
+          <w:tcPr>
+            <w:tcW w:w="850" w:type="dxa"/>
+            <w:vAlign w:val="center"/>
+          </w:tcPr>
+          <w:p>
+            <w:pPr>
+              <w:jc w:val="center"/>
+            </w:pPr>
+            <w:r>
+              <w:rPr>
+                <w:sz w:val="15"/>
+              </w:rPr>
+              <w:t>-</w:t>
+            </w:r>
+          </w:p>
+        </w:tc>
+      </w:tr>
+      <w:tr>
+        <w:trPr>
+          <w:jc w:val="center"/>
+        </w:trPr>
+        <w:tc>
+          <w:tcPr>
+            <w:tcW w:w="850" w:type="dxa"/>
+            <w:vAlign w:val="center"/>
+          </w:tcPr>
+          <w:p>
+            <w:pPr>
+              <w:jc w:val="center"/>
+            </w:pPr>
+            <w:r>
+              <w:rPr>
+                <w:sz w:val="15"/>
+              </w:rPr>
+              <w:t>4</w:t>
+            </w:r>
+          </w:p>
+        </w:tc>
+        <w:tc>
+          <w:tcPr>
+            <w:tcW w:w="1247" w:type="dxa"/>
+            <w:vAlign w:val="center"/>
+          </w:tcPr>
+          <w:p>
+            <w:pPr>
+              <w:jc w:val="center"/>
+            </w:pPr>
+            <w:r>
+              <w:rPr>
+                <w:sz w:val="15"/>
+              </w:rPr>
+              <w:t>SIS421</w:t>
+            </w:r>
+          </w:p>
+        </w:tc>
+        <w:tc>
+          <w:tcPr>
+            <w:tcW w:w="4252" w:type="dxa"/>
+            <w:vAlign w:val="center"/>
+          </w:tcPr>
+          <w:p>
+            <w:r>
+              <w:rPr>
+                <w:sz w:val="15"/>
+              </w:rPr>
+              <w:t>ELECTRÓNICA</w:t>
+            </w:r>
+          </w:p>
+        </w:tc>
+        <w:tc>
+          <w:tcPr>
+            <w:tcW w:w="1701" w:type="dxa"/>
+            <w:vAlign w:val="center"/>
+          </w:tcPr>
+          <w:p>
+            <w:pPr>
+              <w:jc w:val="center"/>
+            </w:pPr>
+            <w:r>
+              <w:rPr>
+                <w:sz w:val="15"/>
+              </w:rPr>
+              <w:t>0000/0</w:t>
+            </w:r>
+          </w:p>
+        </w:tc>
+        <w:tc>
+          <w:tcPr>
+            <w:tcW w:w="1304" w:type="dxa"/>
+            <w:vAlign w:val="center"/>
+          </w:tcPr>
+          <w:p>
+            <w:pPr>
+              <w:jc w:val="center"/>
+            </w:pPr>
+            <w:r>
+              <w:rPr>
+                <w:sz w:val="15"/>
+              </w:rPr>
+              <w:t>0</w:t>
+            </w:r>
+          </w:p>
+        </w:tc>
+        <w:tc>
+          <w:tcPr>
+            <w:tcW w:w="850" w:type="dxa"/>
+            <w:vAlign w:val="center"/>
+          </w:tcPr>
+          <w:p>
+            <w:pPr>
+              <w:jc w:val="center"/>
+            </w:pPr>
+            <w:r>
+              <w:rPr>
+                <w:sz w:val="15"/>
+              </w:rPr>
+              <w:t>-</w:t>
+            </w:r>
+          </w:p>
+        </w:tc>
+      </w:tr>
+      <w:tr>
+        <w:trPr>
+          <w:jc w:val="center"/>
+        </w:trPr>
+        <w:tc>
+          <w:tcPr>
+            <w:tcW w:w="850" w:type="dxa"/>
+            <w:vAlign w:val="center"/>
+          </w:tcPr>
+          <w:p>
+            <w:pPr>
+              <w:jc w:val="center"/>
+            </w:pPr>
+            <w:r>
+              <w:rPr>
+                <w:sz w:val="15"/>
+              </w:rPr>
+              <w:t>4</w:t>
+            </w:r>
+          </w:p>
+        </w:tc>
+        <w:tc>
+          <w:tcPr>
+            <w:tcW w:w="1247" w:type="dxa"/>
+            <w:vAlign w:val="center"/>
+          </w:tcPr>
+          <w:p>
+            <w:pPr>
+              <w:jc w:val="center"/>
+            </w:pPr>
+            <w:r>
+              <w:rPr>
+                <w:sz w:val="15"/>
+              </w:rPr>
+              <w:t>SIS443</w:t>
+            </w:r>
+          </w:p>
+        </w:tc>
+        <w:tc>
+          <w:tcPr>
+            <w:tcW w:w="4252" w:type="dxa"/>
+            <w:vAlign w:val="center"/>
+          </w:tcPr>
+          <w:p>
+            <w:r>
+              <w:rPr>
+                <w:sz w:val="15"/>
+              </w:rPr>
+              <w:t>INVESTIGACIÓN OPERATIVA I</w:t>
+            </w:r>
+          </w:p>
+        </w:tc>
+        <w:tc>
+          <w:tcPr>
+            <w:tcW w:w="1701" w:type="dxa"/>
+            <w:vAlign w:val="center"/>
+          </w:tcPr>
+          <w:p>
+            <w:pPr>
+              <w:jc w:val="center"/>
+            </w:pPr>
+            <w:r>
+              <w:rPr>
+                <w:sz w:val="15"/>
+              </w:rPr>
+              <w:t>0000/0</w:t>
+            </w:r>
+          </w:p>
+        </w:tc>
+        <w:tc>
+          <w:tcPr>
+            <w:tcW w:w="1304" w:type="dxa"/>
+            <w:vAlign w:val="center"/>
+          </w:tcPr>
+          <w:p>
+            <w:pPr>
+              <w:jc w:val="center"/>
+            </w:pPr>
+            <w:r>
+              <w:rPr>
+                <w:sz w:val="15"/>
+              </w:rPr>
+              <w:t>0</w:t>
+            </w:r>
+          </w:p>
+        </w:tc>
+        <w:tc>
+          <w:tcPr>
+            <w:tcW w:w="850" w:type="dxa"/>
+            <w:vAlign w:val="center"/>
+          </w:tcPr>
+          <w:p>
+            <w:pPr>
+              <w:jc w:val="center"/>
+            </w:pPr>
+            <w:r>
+              <w:rPr>
+                <w:sz w:val="15"/>
+              </w:rPr>
+              <w:t>-</w:t>
+            </w:r>
+          </w:p>
+        </w:tc>
+      </w:tr>
+      <w:tr>
+        <w:trPr>
+          <w:jc w:val="center"/>
+        </w:trPr>
+        <w:tc>
+          <w:tcPr>
+            <w:tcW w:w="15252" w:type="dxa"/>
+            <w:gridSpan w:val="6"/>
+            <w:vAlign w:val="center"/>
+          </w:tcPr>
+          <w:p>
+            <w:r>
+              <w:rPr>
+                <w:b/>
+                <w:sz w:val="16"/>
+              </w:rPr>
+              <w:t>Nivel 5</w:t>
+            </w:r>
+          </w:p>
+        </w:tc>
+      </w:tr>
+      <w:tr>
+        <w:trPr>
+          <w:jc w:val="center"/>
+        </w:trPr>
+        <w:tc>
+          <w:tcPr>
+            <w:tcW w:w="850" w:type="dxa"/>
+            <w:vAlign w:val="center"/>
+          </w:tcPr>
+          <w:p>
+            <w:pPr>
+              <w:jc w:val="center"/>
+            </w:pPr>
+            <w:r>
+              <w:rPr>
+                <w:sz w:val="15"/>
+              </w:rPr>
+              <w:t>5</w:t>
+            </w:r>
+          </w:p>
+        </w:tc>
+        <w:tc>
+          <w:tcPr>
+            <w:tcW w:w="1247" w:type="dxa"/>
+            <w:vAlign w:val="center"/>
+          </w:tcPr>
+          <w:p>
+            <w:pPr>
+              <w:jc w:val="center"/>
+            </w:pPr>
+            <w:r>
+              <w:rPr>
+                <w:sz w:val="15"/>
+              </w:rPr>
+              <w:t>SIS517</w:t>
+            </w:r>
+          </w:p>
+        </w:tc>
+        <w:tc>
+          <w:tcPr>
+            <w:tcW w:w="4252" w:type="dxa"/>
+            <w:vAlign w:val="center"/>
+          </w:tcPr>
+          <w:p>
+            <w:r>
+              <w:rPr>
+                <w:sz w:val="15"/>
+              </w:rPr>
+              <w:t>ANÁLISIS DE SISTEMAS II</w:t>
+            </w:r>
+          </w:p>
+        </w:tc>
+        <w:tc>
+          <w:tcPr>
+            <w:tcW w:w="1701" w:type="dxa"/>
+            <w:vAlign w:val="center"/>
+          </w:tcPr>
+          <w:p>
+            <w:pPr>
+              <w:jc w:val="center"/>
+            </w:pPr>
+            <w:r>
+              <w:rPr>
+                <w:sz w:val="15"/>
+              </w:rPr>
+              <w:t>0000/0</w:t>
+            </w:r>
+          </w:p>
+        </w:tc>
+        <w:tc>
+          <w:tcPr>
+            <w:tcW w:w="1304" w:type="dxa"/>
+            <w:vAlign w:val="center"/>
+          </w:tcPr>
+          <w:p>
+            <w:pPr>
+              <w:jc w:val="center"/>
+            </w:pPr>
+            <w:r>
+              <w:rPr>
+                <w:sz w:val="15"/>
+              </w:rPr>
+              <w:t>0</w:t>
+            </w:r>
+          </w:p>
+        </w:tc>
+        <w:tc>
+          <w:tcPr>
+            <w:tcW w:w="850" w:type="dxa"/>
+            <w:vAlign w:val="center"/>
+          </w:tcPr>
+          <w:p>
+            <w:pPr>
+              <w:jc w:val="center"/>
+            </w:pPr>
+            <w:r>
+              <w:rPr>
+                <w:sz w:val="15"/>
+              </w:rPr>
+              <w:t>-</w:t>
+            </w:r>
+          </w:p>
+        </w:tc>
+      </w:tr>
+      <w:tr>
+        <w:trPr>
+          <w:jc w:val="center"/>
+        </w:trPr>
+        <w:tc>
+          <w:tcPr>
+            <w:tcW w:w="850" w:type="dxa"/>
+            <w:vAlign w:val="center"/>
+          </w:tcPr>
+          <w:p>
+            <w:pPr>
+              <w:jc w:val="center"/>
+            </w:pPr>
+            <w:r>
+              <w:rPr>
+                <w:sz w:val="15"/>
+              </w:rPr>
+              <w:t>5</w:t>
+            </w:r>
+          </w:p>
+        </w:tc>
+        <w:tc>
+          <w:tcPr>
+            <w:tcW w:w="1247" w:type="dxa"/>
+            <w:vAlign w:val="center"/>
+          </w:tcPr>
+          <w:p>
+            <w:pPr>
+              <w:jc w:val="center"/>
+            </w:pPr>
+            <w:r>
+              <w:rPr>
+                <w:sz w:val="15"/>
+              </w:rPr>
+              <w:t>SIS518</w:t>
+            </w:r>
+          </w:p>
+        </w:tc>
+        <w:tc>
+          <w:tcPr>
+            <w:tcW w:w="4252" w:type="dxa"/>
+            <w:vAlign w:val="center"/>
+          </w:tcPr>
+          <w:p>
+            <w:pPr>
+              <w:rPr>
+                <w:lang w:val="es-BO"/>
+              </w:rPr>
+            </w:pPr>
+            <w:r>
+              <w:rPr>
+                <w:sz w:val="15"/>
+                <w:lang w:val="es-BO"/>
+              </w:rPr>
+              <w:t>TALLER DE BASE DE DATOS</w:t>
+            </w:r>
+          </w:p>
+        </w:tc>
+        <w:tc>
+          <w:tcPr>
+            <w:tcW w:w="1701" w:type="dxa"/>
+            <w:vAlign w:val="center"/>
+          </w:tcPr>
+          <w:p>
+            <w:pPr>
+              <w:jc w:val="center"/>
+            </w:pPr>
+            <w:r>
+              <w:rPr>
+                <w:sz w:val="15"/>
+              </w:rPr>
+              <w:t>0000/0</w:t>
+            </w:r>
+          </w:p>
+        </w:tc>
+        <w:tc>
+          <w:tcPr>
+            <w:tcW w:w="1304" w:type="dxa"/>
+            <w:vAlign w:val="center"/>
+          </w:tcPr>
+          <w:p>
+            <w:pPr>
+              <w:jc w:val="center"/>
+            </w:pPr>
+            <w:r>
+              <w:rPr>
+                <w:sz w:val="15"/>
+              </w:rPr>
+              <w:t>0</w:t>
+            </w:r>
+          </w:p>
+        </w:tc>
+        <w:tc>
+          <w:tcPr>
+            <w:tcW w:w="850" w:type="dxa"/>
+            <w:vAlign w:val="center"/>
+          </w:tcPr>
+          <w:p>
+            <w:pPr>
+              <w:jc w:val="center"/>
+            </w:pPr>
+            <w:r>
+              <w:rPr>
+                <w:sz w:val="15"/>
+              </w:rPr>
+              <w:t>-</w:t>
+            </w:r>
+          </w:p>
+        </w:tc>
+      </w:tr>
+      <w:tr>
+        <w:trPr>
+          <w:jc w:val="center"/>
+        </w:trPr>
+        <w:tc>
+          <w:tcPr>
+            <w:tcW w:w="850" w:type="dxa"/>
+            <w:vAlign w:val="center"/>
+          </w:tcPr>
+          <w:p>
+            <w:pPr>
+              <w:jc w:val="center"/>
+            </w:pPr>
+            <w:r>
+              <w:rPr>
+                <w:sz w:val="15"/>
+              </w:rPr>
+              <w:t>5</w:t>
+            </w:r>
+          </w:p>
+        </w:tc>
+        <w:tc>
+          <w:tcPr>
+            <w:tcW w:w="1247" w:type="dxa"/>
+            <w:vAlign w:val="center"/>
+          </w:tcPr>
+          <w:p>
+            <w:pPr>
+              <w:jc w:val="center"/>
+            </w:pPr>
+            <w:r>
+              <w:rPr>
+                <w:sz w:val="15"/>
+              </w:rPr>
+              <w:t>SIS522</w:t>
+            </w:r>
+          </w:p>
+        </w:tc>
+        <w:tc>
+          <w:tcPr>
+            <w:tcW w:w="4252" w:type="dxa"/>
+            <w:vAlign w:val="center"/>
+          </w:tcPr>
+          <w:p>
+            <w:r>
+              <w:rPr>
+                <w:sz w:val="15"/>
+              </w:rPr>
+              <w:t>ARQUITECTURA DE COMPUTADORAS</w:t>
+            </w:r>
+          </w:p>
+        </w:tc>
+        <w:tc>
+          <w:tcPr>
+            <w:tcW w:w="1701" w:type="dxa"/>
+            <w:vAlign w:val="center"/>
+          </w:tcPr>
+          <w:p>
+            <w:pPr>
+              <w:jc w:val="center"/>
+            </w:pPr>
+            <w:r>
+              <w:rPr>
+                <w:sz w:val="15"/>
+              </w:rPr>
+              <w:t>0000/0</w:t>
+            </w:r>
+          </w:p>
+        </w:tc>
+        <w:tc>
+          <w:tcPr>
+            <w:tcW w:w="1304" w:type="dxa"/>
+            <w:vAlign w:val="center"/>
+          </w:tcPr>
+          <w:p>
+            <w:pPr>
+              <w:jc w:val="center"/>
+            </w:pPr>
+            <w:r>
+              <w:rPr>
+                <w:sz w:val="15"/>
+              </w:rPr>
+              <w:t>0</w:t>
+            </w:r>
+          </w:p>
+        </w:tc>
+        <w:tc>
+          <w:tcPr>
+            <w:tcW w:w="850" w:type="dxa"/>
+            <w:vAlign w:val="center"/>
+          </w:tcPr>
+          <w:p>
+            <w:pPr>
+              <w:jc w:val="center"/>
+            </w:pPr>
+            <w:r>
+              <w:rPr>
+                <w:sz w:val="15"/>
+              </w:rPr>
+              <w:t>-</w:t>
+            </w:r>
+          </w:p>
+        </w:tc>
+      </w:tr>
+      <w:tr>
+        <w:trPr>
+          <w:jc w:val="center"/>
+        </w:trPr>
+        <w:tc>
+          <w:tcPr>
+            <w:tcW w:w="850" w:type="dxa"/>
+            <w:vAlign w:val="center"/>
+          </w:tcPr>
+          <w:p>
+            <w:pPr>
+              <w:jc w:val="center"/>
+            </w:pPr>
+            <w:r>
+              <w:rPr>
+                <w:sz w:val="15"/>
+              </w:rPr>
+              <w:t>5</w:t>
+            </w:r>
+          </w:p>
+        </w:tc>
+        <w:tc>
+          <w:tcPr>
+            <w:tcW w:w="1247" w:type="dxa"/>
+            <w:vAlign w:val="center"/>
+          </w:tcPr>
+          <w:p>
+            <w:pPr>
+              <w:jc w:val="center"/>
+            </w:pPr>
+            <w:r>
+              <w:rPr>
+                <w:sz w:val="15"/>
+              </w:rPr>
+              <w:t>SIS523</w:t>
+            </w:r>
+          </w:p>
+        </w:tc>
+        <w:tc>
+          <w:tcPr>
+            <w:tcW w:w="4252" w:type="dxa"/>
+            <w:vAlign w:val="center"/>
+          </w:tcPr>
+          <w:p>
+            <w:r>
+              <w:rPr>
+                <w:sz w:val="15"/>
+              </w:rPr>
+              <w:t>REDES I</w:t>
+            </w:r>
+          </w:p>
+        </w:tc>
+        <w:tc>
+          <w:tcPr>
+            <w:tcW w:w="1701" w:type="dxa"/>
+            <w:vAlign w:val="center"/>
+          </w:tcPr>
+          <w:p>
+            <w:pPr>
+              <w:jc w:val="center"/>
+            </w:pPr>
+            <w:r>
+              <w:rPr>
+                <w:sz w:val="15"/>
+              </w:rPr>
+              <w:t>0000/0</w:t>
+            </w:r>
+          </w:p>
+        </w:tc>
+        <w:tc>
+          <w:tcPr>
+            <w:tcW w:w="1304" w:type="dxa"/>
+            <w:vAlign w:val="center"/>
+          </w:tcPr>
+          <w:p>
+            <w:pPr>
+              <w:jc w:val="center"/>
+            </w:pPr>
+            <w:r>
+              <w:rPr>
+                <w:sz w:val="15"/>
+              </w:rPr>
+              <w:t>0</w:t>
+            </w:r>
+          </w:p>
+        </w:tc>
+        <w:tc>
+          <w:tcPr>
+            <w:tcW w:w="850" w:type="dxa"/>
+            <w:vAlign w:val="center"/>
+          </w:tcPr>
+          <w:p>
+            <w:pPr>
+              <w:jc w:val="center"/>
+            </w:pPr>
+            <w:r>
+              <w:rPr>
+                <w:sz w:val="15"/>
+              </w:rPr>
+              <w:t>-</w:t>
+            </w:r>
+          </w:p>
+        </w:tc>
+      </w:tr>
+      <w:tr>
+        <w:trPr>
+          <w:jc w:val="center"/>
+        </w:trPr>
+        <w:tc>
+          <w:tcPr>
+            <w:tcW w:w="850" w:type="dxa"/>
+            <w:vAlign w:val="center"/>
+          </w:tcPr>
+          <w:p>
+            <w:pPr>
+              <w:jc w:val="center"/>
+            </w:pPr>
+            <w:r>
+              <w:rPr>
+                <w:sz w:val="15"/>
+              </w:rPr>
+              <w:t>5</w:t>
+            </w:r>
+          </w:p>
+        </w:tc>
+        <w:tc>
+          <w:tcPr>
+            <w:tcW w:w="1247" w:type="dxa"/>
+            <w:vAlign w:val="center"/>
+          </w:tcPr>
+          <w:p>
+            <w:pPr>
+              <w:jc w:val="center"/>
+            </w:pPr>
+            <w:r>
+              <w:rPr>
+                <w:sz w:val="15"/>
+              </w:rPr>
+              <w:t>SIS532</w:t>
+            </w:r>
+          </w:p>
+        </w:tc>
+        <w:tc>
+          <w:tcPr>
+            <w:tcW w:w="4252" w:type="dxa"/>
+            <w:vAlign w:val="center"/>
+          </w:tcPr>
+          <w:p>
+            <w:r>
+              <w:rPr>
+                <w:sz w:val="15"/>
+              </w:rPr>
+              <w:t>SISTEMAS OPERATIVOS</w:t>
+            </w:r>
+          </w:p>
+        </w:tc>
+        <w:tc>
+          <w:tcPr>
+            <w:tcW w:w="1701" w:type="dxa"/>
+            <w:vAlign w:val="center"/>
+          </w:tcPr>
+          <w:p>
+            <w:pPr>
+              <w:jc w:val="center"/>
+            </w:pPr>
+            <w:r>
+              <w:rPr>
+                <w:sz w:val="15"/>
+              </w:rPr>
+              <w:t>0000/0</w:t>
+            </w:r>
+          </w:p>
+        </w:tc>
+        <w:tc>
+          <w:tcPr>
+            <w:tcW w:w="1304" w:type="dxa"/>
+            <w:vAlign w:val="center"/>
+          </w:tcPr>
+          <w:p>
+            <w:pPr>
+              <w:jc w:val="center"/>
+            </w:pPr>
+            <w:r>
+              <w:rPr>
+                <w:sz w:val="15"/>
+              </w:rPr>
+              <w:t>0</w:t>
+            </w:r>
+          </w:p>
+        </w:tc>
+        <w:tc>
+          <w:tcPr>
+            <w:tcW w:w="850" w:type="dxa"/>
+            <w:vAlign w:val="center"/>
+          </w:tcPr>
+          <w:p>
+            <w:pPr>
+              <w:jc w:val="center"/>
+            </w:pPr>
+            <w:r>
+              <w:rPr>
+                <w:sz w:val="15"/>
+              </w:rPr>
+              <w:t>-</w:t>
+            </w:r>
+          </w:p>
+        </w:tc>
+      </w:tr>
+      <w:tr>
+        <w:trPr>
+          <w:jc w:val="center"/>
+        </w:trPr>
+        <w:tc>
+          <w:tcPr>
+            <w:tcW w:w="850" w:type="dxa"/>
+            <w:vAlign w:val="center"/>
+          </w:tcPr>
+          <w:p>
+            <w:pPr>
+              <w:jc w:val="center"/>
+            </w:pPr>
+            <w:r>
+              <w:rPr>
+                <w:sz w:val="15"/>
+              </w:rPr>
+              <w:t>5</w:t>
+            </w:r>
+          </w:p>
+        </w:tc>
+        <w:tc>
+          <w:tcPr>
+            <w:tcW w:w="1247" w:type="dxa"/>
+            <w:vAlign w:val="center"/>
+          </w:tcPr>
+          <w:p>
+            <w:pPr>
+              <w:jc w:val="center"/>
+            </w:pPr>
+            <w:r>
+              <w:rPr>
+                <w:sz w:val="15"/>
+              </w:rPr>
+              <w:t>SIS544</w:t>
+            </w:r>
+          </w:p>
+        </w:tc>
+        <w:tc>
+          <w:tcPr>
+            <w:tcW w:w="4252" w:type="dxa"/>
+            <w:vAlign w:val="center"/>
+          </w:tcPr>
+          <w:p>
+            <w:r>
+              <w:rPr>
+                <w:sz w:val="15"/>
+              </w:rPr>
+              <w:t>INVESTIGACIÓN OPERATIVA II</w:t>
+            </w:r>
+          </w:p>
+        </w:tc>
+        <w:tc>
+          <w:tcPr>
+            <w:tcW w:w="1701" w:type="dxa"/>
+            <w:vAlign w:val="center"/>
+          </w:tcPr>
+          <w:p>
+            <w:pPr>
+              <w:jc w:val="center"/>
+            </w:pPr>
+            <w:r>
+              <w:rPr>
+                <w:sz w:val="15"/>
+              </w:rPr>
+              <w:t>0000/0</w:t>
+            </w:r>
+          </w:p>
+        </w:tc>
+        <w:tc>
+          <w:tcPr>
+            <w:tcW w:w="1304" w:type="dxa"/>
+            <w:vAlign w:val="center"/>
+          </w:tcPr>
+          <w:p>
+            <w:pPr>
+              <w:jc w:val="center"/>
+            </w:pPr>
+            <w:r>
+              <w:rPr>
+                <w:sz w:val="15"/>
+              </w:rPr>
+              <w:t>0</w:t>
+            </w:r>
+          </w:p>
+        </w:tc>
+        <w:tc>
+          <w:tcPr>
+            <w:tcW w:w="850" w:type="dxa"/>
+            <w:vAlign w:val="center"/>
+          </w:tcPr>
+          <w:p>
+            <w:pPr>
+              <w:jc w:val="center"/>
+            </w:pPr>
+            <w:r>
+              <w:rPr>
+                <w:sz w:val="15"/>
+              </w:rPr>
+              <w:t>-</w:t>
+            </w:r>
+          </w:p>
+        </w:tc>
+      </w:tr>
+      <w:tr>
+        <w:trPr>
+          <w:jc w:val="center"/>
+        </w:trPr>
+        <w:tc>
+          <w:tcPr>
+            <w:tcW w:w="15252" w:type="dxa"/>
+            <w:gridSpan w:val="6"/>
+            <w:vAlign w:val="center"/>
+          </w:tcPr>
+          <w:p>
+            <w:r>
+              <w:rPr>
+                <w:b/>
+                <w:sz w:val="16"/>
+              </w:rPr>
+              <w:t>Nivel 6</w:t>
+            </w:r>
+          </w:p>
+        </w:tc>
+      </w:tr>
+      <w:tr>
+        <w:trPr>
+          <w:jc w:val="center"/>
+        </w:trPr>
+        <w:tc>
+          <w:tcPr>
+            <w:tcW w:w="850" w:type="dxa"/>
+            <w:vAlign w:val="center"/>
+          </w:tcPr>
+          <w:p>
+            <w:pPr>
+              <w:jc w:val="center"/>
+            </w:pPr>
+            <w:r>
+              <w:rPr>
+                <w:sz w:val="15"/>
+              </w:rPr>
+              <w:t>6</w:t>
+            </w:r>
+          </w:p>
+        </w:tc>
+        <w:tc>
+          <w:tcPr>
+            <w:tcW w:w="1247" w:type="dxa"/>
+            <w:vAlign w:val="center"/>
+          </w:tcPr>
+          <w:p>
+            <w:pPr>
+              <w:jc w:val="center"/>
+            </w:pPr>
+            <w:r>
+              <w:rPr>
+                <w:sz w:val="15"/>
+              </w:rPr>
+              <w:t>SIS624</w:t>
+            </w:r>
+          </w:p>
+        </w:tc>
+        <w:tc>
+          <w:tcPr>
+            <w:tcW w:w="4252" w:type="dxa"/>
+            <w:vAlign w:val="center"/>
+          </w:tcPr>
+          <w:p>
+            <w:r>
+              <w:rPr>
+                <w:sz w:val="15"/>
+              </w:rPr>
+              <w:t>CONFIGURACIÓN DE SERVIDORES</w:t>
+            </w:r>
+          </w:p>
+        </w:tc>
+        <w:tc>
+          <w:tcPr>
+            <w:tcW w:w="1701" w:type="dxa"/>
+            <w:vAlign w:val="center"/>
+          </w:tcPr>
+          <w:p>
+            <w:pPr>
+              <w:jc w:val="center"/>
+            </w:pPr>
+            <w:r>
+              <w:rPr>
+                <w:sz w:val="15"/>
+              </w:rPr>
+              <w:t>0000/0</w:t>
+            </w:r>
+          </w:p>
+        </w:tc>
+        <w:tc>
+          <w:tcPr>
+            <w:tcW w:w="1304" w:type="dxa"/>
+            <w:vAlign w:val="center"/>
+          </w:tcPr>
+          <w:p>
+            <w:pPr>
+              <w:jc w:val="center"/>
+            </w:pPr>
+            <w:r>
+              <w:rPr>
+                <w:sz w:val="15"/>
+              </w:rPr>
+              <w:t>0</w:t>
+            </w:r>
+          </w:p>
+        </w:tc>
+        <w:tc>
+          <w:tcPr>
+            <w:tcW w:w="850" w:type="dxa"/>
+            <w:vAlign w:val="center"/>
+          </w:tcPr>
+          <w:p>
+            <w:pPr>
+              <w:jc w:val="center"/>
+            </w:pPr>
+            <w:r>
+              <w:rPr>
+                <w:sz w:val="15"/>
+              </w:rPr>
+              <w:t>-</w:t>
+            </w:r>
+          </w:p>
+        </w:tc>
+      </w:tr>
+      <w:tr>
+        <w:trPr>
+          <w:jc w:val="center"/>
+        </w:trPr>
+        <w:tc>
+          <w:tcPr>
+            <w:tcW w:w="850" w:type="dxa"/>
+            <w:vAlign w:val="center"/>
+          </w:tcPr>
+          <w:p>
+            <w:pPr>
+              <w:jc w:val="center"/>
+            </w:pPr>
+            <w:r>
+              <w:rPr>
+                <w:sz w:val="15"/>
+              </w:rPr>
+              <w:t>6</w:t>
+            </w:r>
+          </w:p>
+        </w:tc>
+        <w:tc>
+          <w:tcPr>
+            <w:tcW w:w="1247" w:type="dxa"/>
+            <w:vAlign w:val="center"/>
+          </w:tcPr>
+          <w:p>
+            <w:pPr>
+              <w:jc w:val="center"/>
+            </w:pPr>
+            <w:r>
+              <w:rPr>
+                <w:sz w:val="15"/>
+              </w:rPr>
+              <w:t>SIS625</w:t>
+            </w:r>
+          </w:p>
+        </w:tc>
+        <w:tc>
+          <w:tcPr>
+            <w:tcW w:w="4252" w:type="dxa"/>
+            <w:vAlign w:val="center"/>
+          </w:tcPr>
+          <w:p>
+            <w:r>
+              <w:rPr>
+                <w:sz w:val="15"/>
+              </w:rPr>
+              <w:t>TALLER DE REDES</w:t>
+            </w:r>
+          </w:p>
+        </w:tc>
+        <w:tc>
+          <w:tcPr>
+            <w:tcW w:w="1701" w:type="dxa"/>
+            <w:vAlign w:val="center"/>
+          </w:tcPr>
+          <w:p>
+            <w:pPr>
+              <w:jc w:val="center"/>
+            </w:pPr>
+            <w:r>
+              <w:rPr>
+                <w:sz w:val="15"/>
+              </w:rPr>
+              <w:t>0000/0</w:t>
+            </w:r>
+          </w:p>
+        </w:tc>
+        <w:tc>
+          <w:tcPr>
+            <w:tcW w:w="1304" w:type="dxa"/>
+            <w:vAlign w:val="center"/>
+          </w:tcPr>
+          <w:p>
+            <w:pPr>
+              <w:jc w:val="center"/>
+            </w:pPr>
+            <w:r>
+              <w:rPr>
+                <w:sz w:val="15"/>
+              </w:rPr>
+              <w:t>0</w:t>
+            </w:r>
+          </w:p>
+        </w:tc>
+        <w:tc>
+          <w:tcPr>
+            <w:tcW w:w="850" w:type="dxa"/>
+            <w:vAlign w:val="center"/>
+          </w:tcPr>
+          <w:p>
+            <w:pPr>
+              <w:jc w:val="center"/>
+            </w:pPr>
+            <w:r>
+              <w:rPr>
+                <w:sz w:val="15"/>
+              </w:rPr>
+              <w:t>-</w:t>
+            </w:r>
+          </w:p>
+        </w:tc>
+      </w:tr>
+      <w:tr>
+        <w:trPr>
+          <w:jc w:val="center"/>
+        </w:trPr>
+        <w:tc>
+          <w:tcPr>
+            <w:tcW w:w="850" w:type="dxa"/>
+            <w:vAlign w:val="center"/>
+          </w:tcPr>
+          <w:p>
+            <w:pPr>
+              <w:jc w:val="center"/>
+            </w:pPr>
+            <w:r>
+              <w:rPr>
+                <w:sz w:val="15"/>
+              </w:rPr>
+              <w:t>6</w:t>
+            </w:r>
+          </w:p>
+        </w:tc>
+        <w:tc>
+          <w:tcPr>
+            <w:tcW w:w="1247" w:type="dxa"/>
+            <w:vAlign w:val="center"/>
+          </w:tcPr>
+          <w:p>
+            <w:pPr>
+              <w:jc w:val="center"/>
+            </w:pPr>
+            <w:r>
+              <w:rPr>
+                <w:sz w:val="15"/>
+              </w:rPr>
+              <w:t>SIS633</w:t>
+            </w:r>
+          </w:p>
+        </w:tc>
+        <w:tc>
+          <w:tcPr>
+            <w:tcW w:w="4252" w:type="dxa"/>
+            <w:vAlign w:val="center"/>
+          </w:tcPr>
+          <w:p>
+            <w:r>
+              <w:rPr>
+                <w:sz w:val="15"/>
+              </w:rPr>
+              <w:t>INGENIERÍA DE SISTEMAS</w:t>
+            </w:r>
+          </w:p>
+        </w:tc>
+        <w:tc>
+          <w:tcPr>
+            <w:tcW w:w="1701" w:type="dxa"/>
+            <w:vAlign w:val="center"/>
+          </w:tcPr>
+          <w:p>
+            <w:pPr>
+              <w:jc w:val="center"/>
+            </w:pPr>
+            <w:r>
+              <w:rPr>
+                <w:sz w:val="15"/>
+              </w:rPr>
+              <w:t>0000/0</w:t>
+            </w:r>
+          </w:p>
+        </w:tc>
+        <w:tc>
+          <w:tcPr>
+            <w:tcW w:w="1304" w:type="dxa"/>
+            <w:vAlign w:val="center"/>
+          </w:tcPr>
+          <w:p>
+            <w:pPr>
+              <w:jc w:val="center"/>
+            </w:pPr>
+            <w:r>
+              <w:rPr>
+                <w:sz w:val="15"/>
+              </w:rPr>
+              <w:t>0</w:t>
+            </w:r>
+          </w:p>
+        </w:tc>
+        <w:tc>
+          <w:tcPr>
+            <w:tcW w:w="850" w:type="dxa"/>
+            <w:vAlign w:val="center"/>
+          </w:tcPr>
+          <w:p>
+            <w:pPr>
+              <w:jc w:val="center"/>
+            </w:pPr>
+            <w:r>
+              <w:rPr>
+                <w:sz w:val="15"/>
+              </w:rPr>
+              <w:t>-</w:t>
+            </w:r>
+          </w:p>
+        </w:tc>
+      </w:tr>
+      <w:tr>
+        <w:trPr>
+          <w:jc w:val="center"/>
+        </w:trPr>
+        <w:tc>
+          <w:tcPr>
+            <w:tcW w:w="850" w:type="dxa"/>
+            <w:vAlign w:val="center"/>
+          </w:tcPr>
+          <w:p>
+            <w:pPr>
+              <w:jc w:val="center"/>
+            </w:pPr>
+            <w:r>
+              <w:rPr>
+                <w:sz w:val="15"/>
+              </w:rPr>
+              <w:t>6</w:t>
+            </w:r>
+          </w:p>
+        </w:tc>
+        <w:tc>
+          <w:tcPr>
+            <w:tcW w:w="1247" w:type="dxa"/>
+            <w:vAlign w:val="center"/>
+          </w:tcPr>
+          <w:p>
+            <w:pPr>
+              <w:jc w:val="center"/>
+            </w:pPr>
+            <w:r>
+              <w:rPr>
+                <w:sz w:val="15"/>
+              </w:rPr>
+              <w:t>SIS634</w:t>
+            </w:r>
+          </w:p>
+        </w:tc>
+        <w:tc>
+          <w:tcPr>
+            <w:tcW w:w="4252" w:type="dxa"/>
+            <w:vAlign w:val="center"/>
+          </w:tcPr>
+          <w:p>
+            <w:r>
+              <w:rPr>
+                <w:sz w:val="15"/>
+              </w:rPr>
+              <w:t>MODELOS ECONÓMICOS</w:t>
+            </w:r>
+          </w:p>
+        </w:tc>
+        <w:tc>
+          <w:tcPr>
+            <w:tcW w:w="1701" w:type="dxa"/>
+            <w:vAlign w:val="center"/>
+          </w:tcPr>
+          <w:p>
+            <w:pPr>
+              <w:jc w:val="center"/>
+            </w:pPr>
+            <w:r>
+              <w:rPr>
+                <w:sz w:val="15"/>
+              </w:rPr>
+              <w:t>0000/0</w:t>
+            </w:r>
+          </w:p>
+        </w:tc>
+        <w:tc>
+          <w:tcPr>
+            <w:tcW w:w="1304" w:type="dxa"/>
+            <w:vAlign w:val="center"/>
+          </w:tcPr>
+          <w:p>
+            <w:pPr>
+              <w:jc w:val="center"/>
+            </w:pPr>
+            <w:r>
+              <w:rPr>
+                <w:sz w:val="15"/>
+              </w:rPr>
+              <w:t>0</w:t>
+            </w:r>
+          </w:p>
+        </w:tc>
+        <w:tc>
+          <w:tcPr>
+            <w:tcW w:w="850" w:type="dxa"/>
+            <w:vAlign w:val="center"/>
+          </w:tcPr>
+          <w:p>
+            <w:pPr>
+              <w:jc w:val="center"/>
+            </w:pPr>
+            <w:r>
+              <w:rPr>
+                <w:sz w:val="15"/>
+              </w:rPr>
+              <w:t>-</w:t>
+            </w:r>
+          </w:p>
+        </w:tc>
+      </w:tr>
+      <w:tr>
+        <w:trPr>
+          <w:jc w:val="center"/>
+        </w:trPr>
+        <w:tc>
+          <w:tcPr>
+            <w:tcW w:w="850" w:type="dxa"/>
+            <w:vAlign w:val="center"/>
+          </w:tcPr>
+          <w:p>
+            <w:pPr>
+              <w:jc w:val="center"/>
+            </w:pPr>
+            <w:r>
+              <w:rPr>
+                <w:sz w:val="15"/>
+              </w:rPr>
+              <w:t>6</w:t>
+            </w:r>
+          </w:p>
+        </w:tc>
+        <w:tc>
+          <w:tcPr>
+            <w:tcW w:w="1247" w:type="dxa"/>
+            <w:vAlign w:val="center"/>
+          </w:tcPr>
+          <w:p>
+            <w:pPr>
+              <w:jc w:val="center"/>
+            </w:pPr>
+            <w:r>
+              <w:rPr>
+                <w:sz w:val="15"/>
+              </w:rPr>
+              <w:t>SIS645</w:t>
+            </w:r>
+          </w:p>
+        </w:tc>
+        <w:tc>
+          <w:tcPr>
+            <w:tcW w:w="4252" w:type="dxa"/>
+            <w:vAlign w:val="center"/>
+          </w:tcPr>
+          <w:p>
+            <w:r>
+              <w:rPr>
+                <w:sz w:val="15"/>
+              </w:rPr>
+              <w:t>SIMULACIÓN DE SISTEMAS</w:t>
+            </w:r>
+          </w:p>
+        </w:tc>
+        <w:tc>
+          <w:tcPr>
+            <w:tcW w:w="1701" w:type="dxa"/>
+            <w:vAlign w:val="center"/>
+          </w:tcPr>
+          <w:p>
+            <w:pPr>
+              <w:jc w:val="center"/>
+            </w:pPr>
+            <w:r>
+              <w:rPr>
+                <w:sz w:val="15"/>
+              </w:rPr>
+              <w:t>0000/0</w:t>
+            </w:r>
+          </w:p>
+        </w:tc>
+        <w:tc>
+          <w:tcPr>
+            <w:tcW w:w="1304" w:type="dxa"/>
+            <w:vAlign w:val="center"/>
+          </w:tcPr>
+          <w:p>
+            <w:pPr>
+              <w:jc w:val="center"/>
+            </w:pPr>
+            <w:r>
+              <w:rPr>
+                <w:sz w:val="15"/>
+              </w:rPr>
+              <w:t>0</w:t>
+            </w:r>
+          </w:p>
+        </w:tc>
+        <w:tc>
+          <w:tcPr>
+            <w:tcW w:w="850" w:type="dxa"/>
+            <w:vAlign w:val="center"/>
+          </w:tcPr>
+          <w:p>
+            <w:pPr>
+              <w:jc w:val="center"/>
+            </w:pPr>
+            <w:r>
+              <w:rPr>
+                <w:sz w:val="15"/>
+              </w:rPr>
+              <w:t>-</w:t>
+            </w:r>
+          </w:p>
+        </w:tc>
+      </w:tr>
+      <w:tr>
+        <w:trPr>
+          <w:jc w:val="center"/>
+        </w:trPr>
+        <w:tc>
+          <w:tcPr>
+            <w:tcW w:w="850" w:type="dxa"/>
+            <w:vAlign w:val="center"/>
+          </w:tcPr>
+          <w:p>
+            <w:pPr>
+              <w:jc w:val="center"/>
+            </w:pPr>
+            <w:r>
+              <w:rPr>
+                <w:sz w:val="15"/>
+              </w:rPr>
+              <w:t>6</w:t>
+            </w:r>
+          </w:p>
+        </w:tc>
+        <w:tc>
+          <w:tcPr>
+            <w:tcW w:w="1247" w:type="dxa"/>
+            <w:vAlign w:val="center"/>
+          </w:tcPr>
+          <w:p>
+            <w:pPr>
+              <w:jc w:val="center"/>
+            </w:pPr>
+            <w:r>
+              <w:rPr>
+                <w:sz w:val="15"/>
+              </w:rPr>
+              <w:t>SIS646</w:t>
+            </w:r>
+          </w:p>
+        </w:tc>
+        <w:tc>
+          <w:tcPr>
+            <w:tcW w:w="4252" w:type="dxa"/>
+            <w:vAlign w:val="center"/>
+          </w:tcPr>
+          <w:p>
+            <w:r>
+              <w:rPr>
+                <w:sz w:val="15"/>
+              </w:rPr>
+              <w:t>INGENIERÍA DE SOFTWARE</w:t>
+            </w:r>
+          </w:p>
+        </w:tc>
+        <w:tc>
+          <w:tcPr>
+            <w:tcW w:w="1701" w:type="dxa"/>
+            <w:vAlign w:val="center"/>
+          </w:tcPr>
+          <w:p>
+            <w:pPr>
+              <w:jc w:val="center"/>
+            </w:pPr>
+            <w:r>
+              <w:rPr>
+                <w:sz w:val="15"/>
+              </w:rPr>
+              <w:t>0000/0</w:t>
+            </w:r>
+          </w:p>
+        </w:tc>
+        <w:tc>
+          <w:tcPr>
+            <w:tcW w:w="1304" w:type="dxa"/>
+            <w:vAlign w:val="center"/>
+          </w:tcPr>
+          <w:p>
+            <w:pPr>
+              <w:jc w:val="center"/>
+            </w:pPr>
+            <w:r>
+              <w:rPr>
+                <w:sz w:val="15"/>
+              </w:rPr>
+              <w:t>0</w:t>
+            </w:r>
+          </w:p>
+        </w:tc>
+        <w:tc>
+          <w:tcPr>
+            <w:tcW w:w="850" w:type="dxa"/>
+            <w:vAlign w:val="center"/>
+          </w:tcPr>
+          <w:p>
+            <w:pPr>
+              <w:jc w:val="center"/>
+            </w:pPr>
+            <w:r>
+              <w:rPr>
+                <w:sz w:val="15"/>
+              </w:rPr>
+              <w:t>-</w:t>
+            </w:r>
+          </w:p>
+        </w:tc>
+      </w:tr>
+      <w:tr>
+        <w:trPr>
+          <w:jc w:val="center"/>
+        </w:trPr>
+        <w:tc>
+          <w:tcPr>
+            <w:tcW w:w="15252" w:type="dxa"/>
+            <w:gridSpan w:val="6"/>
+            <w:vAlign w:val="center"/>
+          </w:tcPr>
+          <w:p>
+            <w:r>
+              <w:rPr>
+                <w:b/>
+                <w:sz w:val="16"/>
+              </w:rPr>
+              <w:t>Nivel 7</w:t>
+            </w:r>
+          </w:p>
+        </w:tc>
+      </w:tr>
+      <w:tr>
+        <w:trPr>
+          <w:jc w:val="center"/>
+        </w:trPr>
+        <w:tc>
+          <w:tcPr>
+            <w:tcW w:w="850" w:type="dxa"/>
+            <w:vAlign w:val="center"/>
+          </w:tcPr>
+          <w:p>
+            <w:pPr>
+              <w:jc w:val="center"/>
+            </w:pPr>
+            <w:r>
+              <w:rPr>
+                <w:sz w:val="15"/>
+              </w:rPr>
+              <w:t>7</w:t>
+            </w:r>
+          </w:p>
+        </w:tc>
+        <w:tc>
+          <w:tcPr>
+            <w:tcW w:w="1247" w:type="dxa"/>
+            <w:vAlign w:val="center"/>
+          </w:tcPr>
+          <w:p>
+            <w:pPr>
+              <w:jc w:val="center"/>
+            </w:pPr>
+            <w:r>
+              <w:rPr>
+                <w:sz w:val="15"/>
+              </w:rPr>
+              <w:t>SIS710</w:t>
+            </w:r>
+          </w:p>
+        </w:tc>
+        <w:tc>
+          <w:tcPr>
+            <w:tcW w:w="4252" w:type="dxa"/>
+            <w:vAlign w:val="center"/>
+          </w:tcPr>
+          <w:p>
+            <w:r>
+              <w:rPr>
+                <w:sz w:val="15"/>
+              </w:rPr>
+              <w:t>DINÁMICA DE SISTEMAS</w:t>
+            </w:r>
+          </w:p>
+        </w:tc>
+        <w:tc>
+          <w:tcPr>
+            <w:tcW w:w="1701" w:type="dxa"/>
+            <w:vAlign w:val="center"/>
+          </w:tcPr>
+          <w:p>
+            <w:pPr>
+              <w:jc w:val="center"/>
+            </w:pPr>
+            <w:r>
+              <w:rPr>
+                <w:sz w:val="15"/>
+              </w:rPr>
+              <w:t>0000/0</w:t>
+            </w:r>
+          </w:p>
+        </w:tc>
+        <w:tc>
+          <w:tcPr>
+            <w:tcW w:w="1304" w:type="dxa"/>
+            <w:vAlign w:val="center"/>
+          </w:tcPr>
+          <w:p>
+            <w:pPr>
+              <w:jc w:val="center"/>
+            </w:pPr>
+            <w:r>
+              <w:rPr>
+                <w:sz w:val="15"/>
+              </w:rPr>
+              <w:t>0</w:t>
+            </w:r>
+          </w:p>
+        </w:tc>
+        <w:tc>
+          <w:tcPr>
+            <w:tcW w:w="850" w:type="dxa"/>
+            <w:vAlign w:val="center"/>
+          </w:tcPr>
+          <w:p>
+            <w:pPr>
+              <w:jc w:val="center"/>
+            </w:pPr>
+            <w:r>
+              <w:rPr>
+                <w:sz w:val="15"/>
+              </w:rPr>
+              <w:t>-</w:t>
+            </w:r>
+          </w:p>
+        </w:tc>
+      </w:tr>
+      <w:tr>
+        <w:trPr>
+          <w:jc w:val="center"/>
+        </w:trPr>
+        <w:tc>
+          <w:tcPr>
+            <w:tcW w:w="850" w:type="dxa"/>
+            <w:vAlign w:val="center"/>
+          </w:tcPr>
+          <w:p>
+            <w:pPr>
+              <w:jc w:val="center"/>
+            </w:pPr>
+            <w:r>
+              <w:rPr>
+                <w:sz w:val="15"/>
+              </w:rPr>
+              <w:t>7</w:t>
+            </w:r>
+          </w:p>
+        </w:tc>
+        <w:tc>
+          <w:tcPr>
+            <w:tcW w:w="1247" w:type="dxa"/>
+            <w:vAlign w:val="center"/>
+          </w:tcPr>
+          <w:p>
+            <w:pPr>
+              <w:jc w:val="center"/>
+            </w:pPr>
+            <w:r>
+              <w:rPr>
+                <w:sz w:val="15"/>
+              </w:rPr>
+              <w:t>SIS719</w:t>
+            </w:r>
+          </w:p>
+        </w:tc>
+        <w:tc>
+          <w:tcPr>
+            <w:tcW w:w="4252" w:type="dxa"/>
+            <w:vAlign w:val="center"/>
+          </w:tcPr>
+          <w:p>
+            <w:r>
+              <w:rPr>
+                <w:sz w:val="15"/>
+              </w:rPr>
+              <w:t>SEMINARIO DE SISTEMAS</w:t>
+            </w:r>
+          </w:p>
+        </w:tc>
+        <w:tc>
+          <w:tcPr>
+            <w:tcW w:w="1701" w:type="dxa"/>
+            <w:vAlign w:val="center"/>
+          </w:tcPr>
+          <w:p>
+            <w:pPr>
+              <w:jc w:val="center"/>
+            </w:pPr>
+            <w:r>
+              <w:rPr>
+                <w:sz w:val="15"/>
+              </w:rPr>
+              <w:t>0000/0</w:t>
+            </w:r>
+          </w:p>
+        </w:tc>
+        <w:tc>
+          <w:tcPr>
+            <w:tcW w:w="1304" w:type="dxa"/>
+            <w:vAlign w:val="center"/>
+          </w:tcPr>
+          <w:p>
+            <w:pPr>
+              <w:jc w:val="center"/>
+            </w:pPr>
+            <w:r>
+              <w:rPr>
+                <w:sz w:val="15"/>
+              </w:rPr>
+              <w:t>0</w:t>
+            </w:r>
+          </w:p>
+        </w:tc>
+        <w:tc>
+          <w:tcPr>
+            <w:tcW w:w="850" w:type="dxa"/>
+            <w:vAlign w:val="center"/>
+          </w:tcPr>
+          <w:p>
+            <w:pPr>
+              <w:jc w:val="center"/>
+            </w:pPr>
+            <w:r>
+              <w:rPr>
+                <w:sz w:val="15"/>
+              </w:rPr>
+              <w:t>-</w:t>
+            </w:r>
+          </w:p>
+        </w:tc>
+      </w:tr>
+      <w:tr>
+        <w:trPr>
+          <w:jc w:val="center"/>
+        </w:trPr>
+        <w:tc>
+          <w:tcPr>
+            <w:tcW w:w="850" w:type="dxa"/>
+            <w:vAlign w:val="center"/>
+          </w:tcPr>
+          <w:p>
+            <w:pPr>
+              <w:jc w:val="center"/>
+            </w:pPr>
+            <w:r>
+              <w:rPr>
+                <w:sz w:val="15"/>
+              </w:rPr>
+              <w:t>7</w:t>
+            </w:r>
+          </w:p>
+        </w:tc>
+        <w:tc>
+          <w:tcPr>
+            <w:tcW w:w="1247" w:type="dxa"/>
+            <w:vAlign w:val="center"/>
+          </w:tcPr>
+          <w:p>
+            <w:pPr>
+              <w:jc w:val="center"/>
+            </w:pPr>
+            <w:r>
+              <w:rPr>
+                <w:sz w:val="15"/>
+              </w:rPr>
+              <w:t>SIS735</w:t>
+            </w:r>
+          </w:p>
+        </w:tc>
+        <w:tc>
+          <w:tcPr>
+            <w:tcW w:w="4252" w:type="dxa"/>
+            <w:vAlign w:val="center"/>
+          </w:tcPr>
+          <w:p>
+            <w:r>
+              <w:rPr>
+                <w:sz w:val="15"/>
+              </w:rPr>
+              <w:t>AUDITORÍA DE SISTEMAS</w:t>
+            </w:r>
+          </w:p>
+        </w:tc>
+        <w:tc>
+          <w:tcPr>
+            <w:tcW w:w="1701" w:type="dxa"/>
+            <w:vAlign w:val="center"/>
+          </w:tcPr>
+          <w:p>
+            <w:pPr>
+              <w:jc w:val="center"/>
+            </w:pPr>
+            <w:r>
+              <w:rPr>
+                <w:sz w:val="15"/>
+              </w:rPr>
+              <w:t>0000/0</w:t>
+            </w:r>
+          </w:p>
+        </w:tc>
+        <w:tc>
+          <w:tcPr>
+            <w:tcW w:w="1304" w:type="dxa"/>
+            <w:vAlign w:val="center"/>
+          </w:tcPr>
+          <w:p>
+            <w:pPr>
+              <w:jc w:val="center"/>
+            </w:pPr>
+            <w:r>
+              <w:rPr>
+                <w:sz w:val="15"/>
+              </w:rPr>
+              <w:t>0</w:t>
+            </w:r>
+          </w:p>
+        </w:tc>
+        <w:tc>
+          <w:tcPr>
+            <w:tcW w:w="850" w:type="dxa"/>
+            <w:vAlign w:val="center"/>
+          </w:tcPr>
+          <w:p>
+            <w:pPr>
+              <w:jc w:val="center"/>
+            </w:pPr>
+            <w:r>
+              <w:rPr>
+                <w:sz w:val="15"/>
+              </w:rPr>
+              <w:t>-</w:t>
+            </w:r>
+          </w:p>
+        </w:tc>
+      </w:tr>
+      <w:tr>
+        <w:trPr>
+          <w:jc w:val="center"/>
+        </w:trPr>
+        <w:tc>
+          <w:tcPr>
+            <w:tcW w:w="850" w:type="dxa"/>
+            <w:vAlign w:val="center"/>
+          </w:tcPr>
+          <w:p>
+            <w:pPr>
+              <w:jc w:val="center"/>
+            </w:pPr>
+            <w:r>
+              <w:rPr>
+                <w:sz w:val="15"/>
+              </w:rPr>
+              <w:t>7</w:t>
+            </w:r>
+          </w:p>
+        </w:tc>
+        <w:tc>
+          <w:tcPr>
+            <w:tcW w:w="1247" w:type="dxa"/>
+            <w:vAlign w:val="center"/>
+          </w:tcPr>
+          <w:p>
+            <w:pPr>
+              <w:jc w:val="center"/>
+            </w:pPr>
+            <w:r>
+              <w:rPr>
+                <w:sz w:val="15"/>
+              </w:rPr>
+              <w:t>SIS736</w:t>
+            </w:r>
+          </w:p>
+        </w:tc>
+        <w:tc>
+          <w:tcPr>
+            <w:tcW w:w="4252" w:type="dxa"/>
+            <w:vAlign w:val="center"/>
+          </w:tcPr>
+          <w:p>
+            <w:pPr>
+              <w:rPr>
+                <w:lang w:val="es-BO"/>
+              </w:rPr>
+            </w:pPr>
+            <w:r>
+              <w:rPr>
+                <w:sz w:val="15"/>
+                <w:lang w:val="es-BO"/>
+              </w:rPr>
+              <w:t>PREPARACIÓN Y EVALUACIÓN DE PROYECTOS</w:t>
+            </w:r>
+          </w:p>
+        </w:tc>
+        <w:tc>
+          <w:tcPr>
+            <w:tcW w:w="1701" w:type="dxa"/>
+            <w:vAlign w:val="center"/>
+          </w:tcPr>
+          <w:p>
+            <w:pPr>
+              <w:jc w:val="center"/>
+            </w:pPr>
+            <w:r>
+              <w:rPr>
+                <w:sz w:val="15"/>
+              </w:rPr>
+              <w:t>0000/0</w:t>
+            </w:r>
+          </w:p>
+        </w:tc>
+        <w:tc>
+          <w:tcPr>
+            <w:tcW w:w="1304" w:type="dxa"/>
+            <w:vAlign w:val="center"/>
+          </w:tcPr>
+          <w:p>
+            <w:pPr>
+              <w:jc w:val="center"/>
+            </w:pPr>
+            <w:r>
+              <w:rPr>
+                <w:sz w:val="15"/>
+              </w:rPr>
+              <w:t>0</w:t>
+            </w:r>
+          </w:p>
+        </w:tc>
+        <w:tc>
+          <w:tcPr>
+            <w:tcW w:w="850" w:type="dxa"/>
+            <w:vAlign w:val="center"/>
+          </w:tcPr>
+          <w:p>
+            <w:pPr>
+              <w:jc w:val="center"/>
+            </w:pPr>
+            <w:r>
+              <w:rPr>
+                <w:sz w:val="15"/>
+              </w:rPr>
+              <w:t>-</w:t>
+            </w:r>
+          </w:p>
+        </w:tc>
+      </w:tr>
+      <w:tr>
+        <w:trPr>
+          <w:jc w:val="center"/>
+        </w:trPr>
+        <w:tc>
+          <w:tcPr>
+            <w:tcW w:w="850" w:type="dxa"/>
+            <w:vAlign w:val="center"/>
+          </w:tcPr>
+          <w:p>
+            <w:pPr>
+              <w:jc w:val="center"/>
+            </w:pPr>
+            <w:r>
+              <w:rPr>
+                <w:sz w:val="15"/>
+              </w:rPr>
+              <w:t>7</w:t>
+            </w:r>
+          </w:p>
+        </w:tc>
+        <w:tc>
+          <w:tcPr>
+            <w:tcW w:w="1247" w:type="dxa"/>
+            <w:vAlign w:val="center"/>
+          </w:tcPr>
+          <w:p>
+            <w:pPr>
+              <w:jc w:val="center"/>
+            </w:pPr>
+            <w:r>
+              <w:rPr>
+                <w:sz w:val="15"/>
+              </w:rPr>
+              <w:t>SIS737</w:t>
+            </w:r>
+          </w:p>
+        </w:tc>
+        <w:tc>
+          <w:tcPr>
+            <w:tcW w:w="4252" w:type="dxa"/>
+            <w:vAlign w:val="center"/>
+          </w:tcPr>
+          <w:p>
+            <w:r>
+              <w:rPr>
+                <w:sz w:val="15"/>
+              </w:rPr>
+              <w:t>SEGURIDAD DE SISTEMAS</w:t>
+            </w:r>
+          </w:p>
+        </w:tc>
+        <w:tc>
+          <w:tcPr>
+            <w:tcW w:w="1701" w:type="dxa"/>
+            <w:vAlign w:val="center"/>
+          </w:tcPr>
+          <w:p>
+            <w:pPr>
+              <w:jc w:val="center"/>
+            </w:pPr>
+            <w:r>
+              <w:rPr>
+                <w:sz w:val="15"/>
+              </w:rPr>
+              <w:t>0000/0</w:t>
+            </w:r>
+          </w:p>
+        </w:tc>
+        <w:tc>
+          <w:tcPr>
+            <w:tcW w:w="1304" w:type="dxa"/>
+            <w:vAlign w:val="center"/>
+          </w:tcPr>
+          <w:p>
+            <w:pPr>
+              <w:jc w:val="center"/>
+            </w:pPr>
+            <w:r>
+              <w:rPr>
+                <w:sz w:val="15"/>
+              </w:rPr>
+              <w:t>0</w:t>
+            </w:r>
+          </w:p>
+        </w:tc>
+        <w:tc>
+          <w:tcPr>
+            <w:tcW w:w="850" w:type="dxa"/>
+            <w:vAlign w:val="center"/>
+          </w:tcPr>
+          <w:p>
+            <w:pPr>
+              <w:jc w:val="center"/>
+            </w:pPr>
+            <w:r>
+              <w:rPr>
+                <w:sz w:val="15"/>
+              </w:rPr>
+              <w:t>-</w:t>
+            </w:r>
+          </w:p>
+        </w:tc>
+      </w:tr>
+      <w:tr>
+        <w:trPr>
+          <w:jc w:val="center"/>
+        </w:trPr>
+        <w:tc>
+          <w:tcPr>
+            <w:tcW w:w="850" w:type="dxa"/>
+            <w:vAlign w:val="center"/>
+          </w:tcPr>
+          <w:p>
+            <w:pPr>
+              <w:jc w:val="center"/>
+            </w:pPr>
+            <w:r>
+              <w:rPr>
+                <w:sz w:val="15"/>
+              </w:rPr>
+              <w:t>7</w:t>
+            </w:r>
+          </w:p>
+        </w:tc>
+        <w:tc>
+          <w:tcPr>
+            <w:tcW w:w="1247" w:type="dxa"/>
+            <w:vAlign w:val="center"/>
+          </w:tcPr>
+          <w:p>
+            <w:pPr>
+              <w:jc w:val="center"/>
+            </w:pPr>
+            <w:r>
+              <w:rPr>
+                <w:sz w:val="15"/>
+              </w:rPr>
+              <w:t>SIS747</w:t>
+            </w:r>
+          </w:p>
+        </w:tc>
+        <w:tc>
+          <w:tcPr>
+            <w:tcW w:w="4252" w:type="dxa"/>
+            <w:vAlign w:val="center"/>
+          </w:tcPr>
+          <w:p>
+            <w:r>
+              <w:rPr>
+                <w:sz w:val="15"/>
+              </w:rPr>
+              <w:t>METODOLOGÍA DE LA INVESTIGACIÓN</w:t>
+            </w:r>
+          </w:p>
+        </w:tc>
+        <w:tc>
+          <w:tcPr>
+            <w:tcW w:w="1701" w:type="dxa"/>
+            <w:vAlign w:val="center"/>
+          </w:tcPr>
+          <w:p>
+            <w:pPr>
+              <w:jc w:val="center"/>
+            </w:pPr>
+            <w:r>
+              <w:rPr>
+                <w:sz w:val="15"/>
+              </w:rPr>
+              <w:t>0000/0</w:t>
+            </w:r>
+          </w:p>
+        </w:tc>
+        <w:tc>
+          <w:tcPr>
+            <w:tcW w:w="1304" w:type="dxa"/>
+            <w:vAlign w:val="center"/>
+          </w:tcPr>
+          <w:p>
+            <w:pPr>
+              <w:jc w:val="center"/>
+            </w:pPr>
+            <w:r>
+              <w:rPr>
+                <w:sz w:val="15"/>
+              </w:rPr>
+              <w:t>0</w:t>
+            </w:r>
+          </w:p>
+        </w:tc>
+        <w:tc>
+          <w:tcPr>
+            <w:tcW w:w="850" w:type="dxa"/>
+            <w:vAlign w:val="center"/>
+          </w:tcPr>
+          <w:p>
+            <w:pPr>
+              <w:jc w:val="center"/>
+            </w:pPr>
+            <w:r>
+              <w:rPr>
+                <w:sz w:val="15"/>
+              </w:rPr>
+              <w:t>-</w:t>
+            </w:r>
+          </w:p>
+        </w:tc>
+      </w:tr>
+      <w:tr>
+        <w:trPr>
+          <w:jc w:val="center"/>
+        </w:trPr>
+        <w:tc>
+          <w:tcPr>
+            <w:tcW w:w="15252" w:type="dxa"/>
+            <w:gridSpan w:val="6"/>
+            <w:vAlign w:val="center"/>
+          </w:tcPr>
+          <w:p>
+            <w:r>
+              <w:rPr>
+                <w:b/>
+                <w:sz w:val="16"/>
+              </w:rPr>
+              <w:t>Nivel 8</w:t>
+            </w:r>
+          </w:p>
+        </w:tc>
+      </w:tr>
+      <w:tr>
+        <w:trPr>
+          <w:jc w:val="center"/>
+        </w:trPr>
+        <w:tc>
+          <w:tcPr>
+            <w:tcW w:w="850" w:type="dxa"/>
+            <w:vAlign w:val="center"/>
+          </w:tcPr>
+          <w:p>
+            <w:pPr>
+              <w:jc w:val="center"/>
+            </w:pPr>
+            <w:r>
+              <w:rPr>
+                <w:sz w:val="15"/>
+              </w:rPr>
+              <w:t>8</w:t>
+            </w:r>
+          </w:p>
+        </w:tc>
+        <w:tc>
+          <w:tcPr>
+            <w:tcW w:w="1247" w:type="dxa"/>
+            <w:vAlign w:val="center"/>
+          </w:tcPr>
+          <w:p>
+            <w:pPr>
+              <w:jc w:val="center"/>
+            </w:pPr>
+            <w:r>
+              <w:rPr>
+                <w:sz w:val="15"/>
+              </w:rPr>
+              <w:t>SIS838</w:t>
+            </w:r>
+          </w:p>
+        </w:tc>
+        <w:tc>
+          <w:tcPr>
+            <w:tcW w:w="4252" w:type="dxa"/>
+            <w:vAlign w:val="center"/>
+          </w:tcPr>
+          <w:p>
+            <w:r>
+              <w:rPr>
+                <w:sz w:val="15"/>
+              </w:rPr>
+              <w:t>GESTIÓN DE CALIDAD</w:t>
+            </w:r>
+          </w:p>
+        </w:tc>
+        <w:tc>
+          <w:tcPr>
+            <w:tcW w:w="1701" w:type="dxa"/>
+            <w:vAlign w:val="center"/>
+          </w:tcPr>
+          <w:p>
+            <w:pPr>
+              <w:jc w:val="center"/>
+            </w:pPr>
+            <w:r>
+              <w:rPr>
+                <w:sz w:val="15"/>
+              </w:rPr>
+              <w:t>0000/0</w:t>
+            </w:r>
+          </w:p>
+        </w:tc>
+        <w:tc>
+          <w:tcPr>
+            <w:tcW w:w="1304" w:type="dxa"/>
+            <w:vAlign w:val="center"/>
+          </w:tcPr>
+          <w:p>
+            <w:pPr>
+              <w:jc w:val="center"/>
+            </w:pPr>
+            <w:r>
+              <w:rPr>
+                <w:sz w:val="15"/>
+              </w:rPr>
+              <w:t>0</w:t>
+            </w:r>
+          </w:p>
+        </w:tc>
+        <w:tc>
+          <w:tcPr>
+            <w:tcW w:w="850" w:type="dxa"/>
+            <w:vAlign w:val="center"/>
+          </w:tcPr>
+          <w:p>
+            <w:pPr>
+              <w:jc w:val="center"/>
+            </w:pPr>
+            <w:r>
+              <w:rPr>
+                <w:sz w:val="15"/>
+              </w:rPr>
+              <w:t>-</w:t>
+            </w:r>
+          </w:p>
+        </w:tc>
+      </w:tr>
+      <w:tr>
+        <w:trPr>
+          <w:jc w:val="center"/>
+        </w:trPr>
+        <w:tc>
+          <w:tcPr>
+            <w:tcW w:w="850" w:type="dxa"/>
+            <w:vAlign w:val="center"/>
+          </w:tcPr>
+          <w:p>
+            <w:pPr>
+              <w:jc w:val="center"/>
+            </w:pPr>
+            <w:r>
+              <w:rPr>
+                <w:sz w:val="15"/>
+              </w:rPr>
+              <w:t>8</w:t>
+            </w:r>
+          </w:p>
+        </w:tc>
+        <w:tc>
+          <w:tcPr>
+            <w:tcW w:w="1247" w:type="dxa"/>
+            <w:vAlign w:val="center"/>
+          </w:tcPr>
+          <w:p>
+            <w:pPr>
+              <w:jc w:val="center"/>
+            </w:pPr>
+            <w:r>
+              <w:rPr>
+                <w:sz w:val="15"/>
+              </w:rPr>
+              <w:t>SIS848</w:t>
+            </w:r>
+          </w:p>
+        </w:tc>
+        <w:tc>
+          <w:tcPr>
+            <w:tcW w:w="4252" w:type="dxa"/>
+            <w:vAlign w:val="center"/>
+          </w:tcPr>
+          <w:p>
+            <w:r>
+              <w:rPr>
+                <w:sz w:val="15"/>
+              </w:rPr>
+              <w:t>PRÁCTICA LABORAL</w:t>
+            </w:r>
+          </w:p>
+        </w:tc>
+        <w:tc>
+          <w:tcPr>
+            <w:tcW w:w="1701" w:type="dxa"/>
+            <w:vAlign w:val="center"/>
+          </w:tcPr>
+          <w:p>
+            <w:pPr>
+              <w:jc w:val="center"/>
+            </w:pPr>
+            <w:r>
+              <w:rPr>
+                <w:sz w:val="15"/>
+              </w:rPr>
+              <w:t>0000/0</w:t>
+            </w:r>
+          </w:p>
+        </w:tc>
+        <w:tc>
+          <w:tcPr>
+            <w:tcW w:w="1304" w:type="dxa"/>
+            <w:vAlign w:val="center"/>
+          </w:tcPr>
+          <w:p>
+            <w:pPr>
+              <w:jc w:val="center"/>
+            </w:pPr>
+            <w:r>
+              <w:rPr>
+                <w:sz w:val="15"/>
+              </w:rPr>
+              <w:t>0</w:t>
+            </w:r>
+          </w:p>
+        </w:tc>
+        <w:tc>
+          <w:tcPr>
+            <w:tcW w:w="850" w:type="dxa"/>
+            <w:vAlign w:val="center"/>
+          </w:tcPr>
+          <w:p>
+            <w:pPr>
+              <w:jc w:val="center"/>
+            </w:pPr>
+            <w:r>
+              <w:rPr>
+                <w:sz w:val="15"/>
+              </w:rPr>
+              <w:t>-</w:t>
+            </w:r>
+          </w:p>
+        </w:tc>
+      </w:tr>
+      <w:tr>
+        <w:trPr>
+          <w:jc w:val="center"/>
+        </w:trPr>
+        <w:tc>
+          <w:tcPr>
+            <w:tcW w:w="850" w:type="dxa"/>
+            <w:vAlign w:val="center"/>
+          </w:tcPr>
+          <w:p>
+            <w:pPr>
+              <w:jc w:val="center"/>
+            </w:pPr>
+            <w:r>
+              <w:rPr>
+                <w:sz w:val="15"/>
+              </w:rPr>
+              <w:t>8</w:t>
+            </w:r>
+          </w:p>
+        </w:tc>
+        <w:tc>
+          <w:tcPr>
+            <w:tcW w:w="1247" w:type="dxa"/>
+            <w:vAlign w:val="center"/>
+          </w:tcPr>
+          <w:p>
+            <w:pPr>
+              <w:jc w:val="center"/>
+            </w:pPr>
+            <w:r>
+              <w:rPr>
+                <w:sz w:val="15"/>
+              </w:rPr>
+              <w:t>SIS849</w:t>
+            </w:r>
+          </w:p>
+        </w:tc>
+        <w:tc>
+          <w:tcPr>
+            <w:tcW w:w="4252" w:type="dxa"/>
+            <w:vAlign w:val="center"/>
+          </w:tcPr>
+          <w:p>
+            <w:r>
+              <w:rPr>
+                <w:sz w:val="15"/>
+              </w:rPr>
+              <w:t>TALLER DE GRADO I</w:t>
+            </w:r>
+          </w:p>
+        </w:tc>
+        <w:tc>
+          <w:tcPr>
+            <w:tcW w:w="1701" w:type="dxa"/>
+            <w:vAlign w:val="center"/>
+          </w:tcPr>
+          <w:p>
+            <w:pPr>
+              <w:jc w:val="center"/>
+            </w:pPr>
+            <w:r>
+              <w:rPr>
+                <w:sz w:val="15"/>
+              </w:rPr>
+              <w:t>0000/0</w:t>
+            </w:r>
+          </w:p>
+        </w:tc>
+        <w:tc>
+          <w:tcPr>
+            <w:tcW w:w="1304" w:type="dxa"/>
+            <w:vAlign w:val="center"/>
+          </w:tcPr>
+          <w:p>
+            <w:pPr>
+              <w:jc w:val="center"/>
+            </w:pPr>
+            <w:r>
+              <w:rPr>
+                <w:sz w:val="15"/>
+              </w:rPr>
+              <w:t>0</w:t>
+            </w:r>
+          </w:p>
+        </w:tc>
+        <w:tc>
+          <w:tcPr>
+            <w:tcW w:w="850" w:type="dxa"/>
+            <w:vAlign w:val="center"/>
+          </w:tcPr>
+          <w:p>
+            <w:pPr>
+              <w:jc w:val="center"/>
+            </w:pPr>
+            <w:r>
+              <w:rPr>
+                <w:sz w:val="15"/>
+              </w:rPr>
+              <w:t>-</w:t>
+            </w:r>
+          </w:p>
+        </w:tc>
+      </w:tr>
+      <w:tr>
+        <w:trPr>
+          <w:jc w:val="center"/>
+        </w:trPr>
+        <w:tc>
+          <w:tcPr>
+            <w:tcW w:w="15252" w:type="dxa"/>
+            <w:gridSpan w:val="6"/>
+            <w:vAlign w:val="center"/>
+          </w:tcPr>
+          <w:p>
+            <w:r>
+              <w:rPr>
+                <w:b/>
+                <w:sz w:val="16"/>
+              </w:rPr>
+              <w:t>Nivel 9</w:t>
+            </w:r>
+          </w:p>
+        </w:tc>
+      </w:tr>
+      <w:tr>
+        <w:trPr>
+          <w:jc w:val="center"/>
+        </w:trPr>
+        <w:tc>
+          <w:tcPr>
+            <w:tcW w:w="850" w:type="dxa"/>
+            <w:vAlign w:val="center"/>
+          </w:tcPr>
+          <w:p>
+            <w:pPr>
+              <w:jc w:val="center"/>
+            </w:pPr>
+            <w:r>
+              <w:rPr>
+                <w:sz w:val="15"/>
+              </w:rPr>
+              <w:t>9</w:t>
+            </w:r>
+          </w:p>
+        </w:tc>
+        <w:tc>
+          <w:tcPr>
+            <w:tcW w:w="1247" w:type="dxa"/>
+            <w:vAlign w:val="center"/>
+          </w:tcPr>
+          <w:p>
+            <w:pPr>
+              <w:jc w:val="center"/>
+            </w:pPr>
+            <w:r>
+              <w:rPr>
+                <w:sz w:val="15"/>
+              </w:rPr>
+              <w:t>SIS939</w:t>
+            </w:r>
+          </w:p>
+        </w:tc>
+        <w:tc>
+          <w:tcPr>
+            <w:tcW w:w="4252" w:type="dxa"/>
+            <w:vAlign w:val="center"/>
+          </w:tcPr>
+          <w:p>
+            <w:r>
+              <w:rPr>
+                <w:sz w:val="15"/>
+              </w:rPr>
+              <w:t>INFORMÁTICA FORENSE</w:t>
+            </w:r>
+          </w:p>
+        </w:tc>
+        <w:tc>
+          <w:tcPr>
+            <w:tcW w:w="1701" w:type="dxa"/>
+            <w:vAlign w:val="center"/>
+          </w:tcPr>
+          <w:p>
+            <w:pPr>
+              <w:jc w:val="center"/>
+            </w:pPr>
+            <w:r>
+              <w:rPr>
+                <w:sz w:val="15"/>
+              </w:rPr>
+              <w:t>0000/0</w:t>
+            </w:r>
+          </w:p>
+        </w:tc>
+        <w:tc>
+          <w:tcPr>
+            <w:tcW w:w="1304" w:type="dxa"/>
+            <w:vAlign w:val="center"/>
+          </w:tcPr>
+          <w:p>
+            <w:pPr>
+              <w:jc w:val="center"/>
+            </w:pPr>
+            <w:r>
+              <w:rPr>
+                <w:sz w:val="15"/>
+              </w:rPr>
+              <w:t>0</w:t>
+            </w:r>
+          </w:p>
+        </w:tc>
+        <w:tc>
+          <w:tcPr>
+            <w:tcW w:w="850" w:type="dxa"/>
+            <w:vAlign w:val="center"/>
+          </w:tcPr>
+          <w:p>
+            <w:pPr>
+              <w:jc w:val="center"/>
+            </w:pPr>
+            <w:r>
+              <w:rPr>
+                <w:sz w:val="15"/>
+              </w:rPr>
+              <w:t>-</w:t>
+            </w:r>
+          </w:p>
+        </w:tc>
+      </w:tr>
+      <w:tr>
+        <w:trPr>
+          <w:jc w:val="center"/>
+        </w:trPr>
+        <w:tc>
+          <w:tcPr>
+            <w:tcW w:w="850" w:type="dxa"/>
+            <w:vAlign w:val="center"/>
+          </w:tcPr>
+          <w:p>
+            <w:pPr>
+              <w:jc w:val="center"/>
+            </w:pPr>
+            <w:r>
+              <w:rPr>
+                <w:sz w:val="15"/>
+              </w:rPr>
+              <w:t>9</w:t>
+            </w:r>
+          </w:p>
+        </w:tc>
+        <w:tc>
+          <w:tcPr>
+            <w:tcW w:w="1247" w:type="dxa"/>
+            <w:vAlign w:val="center"/>
+          </w:tcPr>
+          <w:p>
+            <w:pPr>
+              <w:jc w:val="center"/>
+            </w:pPr>
+            <w:r>
+              <w:rPr>
+                <w:sz w:val="15"/>
+              </w:rPr>
+              <w:t>SIS940</w:t>
+            </w:r>
+          </w:p>
+        </w:tc>
+        <w:tc>
+          <w:tcPr>
+            <w:tcW w:w="4252" w:type="dxa"/>
+            <w:vAlign w:val="center"/>
+          </w:tcPr>
+          <w:p>
+            <w:r>
+              <w:rPr>
+                <w:sz w:val="15"/>
+              </w:rPr>
+              <w:t>TALLERDE GRADO II</w:t>
+            </w:r>
+          </w:p>
+        </w:tc>
+        <w:tc>
+          <w:tcPr>
+            <w:tcW w:w="1701" w:type="dxa"/>
+            <w:vAlign w:val="center"/>
+          </w:tcPr>
+          <w:p>
+            <w:pPr>
+              <w:jc w:val="center"/>
+            </w:pPr>
+            <w:r>
+              <w:rPr>
+                <w:sz w:val="15"/>
+              </w:rPr>
+              <w:t>0000/0</w:t>
+            </w:r>
+          </w:p>
+        </w:tc>
+        <w:tc>
+          <w:tcPr>
+            <w:tcW w:w="1304" w:type="dxa"/>
+            <w:vAlign w:val="center"/>
+          </w:tcPr>
+          <w:p>
+            <w:pPr>
+              <w:jc w:val="center"/>
+            </w:pPr>
+            <w:r>
+              <w:rPr>
+                <w:sz w:val="15"/>
+              </w:rPr>
+              <w:t>0</w:t>
+            </w:r>
+          </w:p>
+        </w:tc>
+        <w:tc>
+          <w:tcPr>
+            <w:tcW w:w="850" w:type="dxa"/>
+            <w:vAlign w:val="center"/>
+          </w:tcPr>
+          <w:p>
+            <w:pPr>
+              <w:jc w:val="center"/>
+            </w:pPr>
+            <w:r>
+              <w:rPr>
+                <w:sz w:val="15"/>
+              </w:rPr>
+              <w:t>-</w:t>
+            </w:r>
+          </w:p>
+        </w:tc>
+      </w:tr>
+    </w:tbl>
+    <w:p/>
     <w:p>
       <w:pPr>
         <w:spacing w:before="80" w:after="120"/>
